--- a/docs/SlyLED_User_Manual.docx
+++ b/docs/SlyLED_User_Manual.docx
@@ -3,6 +3,45 @@
 <w:document xmlns:wpc="http://schemas.microsoft.com/office/word/2010/wordprocessingCanvas" xmlns:mo="http://schemas.microsoft.com/office/mac/office/2008/main" xmlns:mc="http://schemas.openxmlformats.org/markup-compatibility/2006" xmlns:mv="urn:schemas-microsoft-com:mac:vml" xmlns:o="urn:schemas-microsoft-com:office:office" xmlns:r="http://schemas.openxmlformats.org/officeDocument/2006/relationships" xmlns:m="http://schemas.openxmlformats.org/officeDocument/2006/math" xmlns:v="urn:schemas-microsoft-com:vml" xmlns:wp14="http://schemas.microsoft.com/office/word/2010/wordprocessingDrawing" xmlns:wp="http://schemas.openxmlformats.org/drawingml/2006/wordprocessingDrawing" xmlns:w10="urn:schemas-microsoft-com:office:word" xmlns:w="http://schemas.openxmlformats.org/wordprocessingml/2006/main" xmlns:w14="http://schemas.microsoft.com/office/word/2010/wordml" xmlns:wpg="http://schemas.microsoft.com/office/word/2010/wordprocessingGroup" xmlns:wpi="http://schemas.microsoft.com/office/word/2010/wordprocessingInk" xmlns:wne="http://schemas.microsoft.com/office/word/2006/wordml" xmlns:wps="http://schemas.microsoft.com/office/word/2010/wordprocessingShape" mc:Ignorable="w14 wp14">
   <w:body>
     <w:p/>
+    <w:p>
+      <w:pPr>
+        <w:jc w:val="center"/>
+      </w:pPr>
+      <w:r>
+        <w:drawing>
+          <wp:inline xmlns:a="http://schemas.openxmlformats.org/drawingml/2006/main" xmlns:pic="http://schemas.openxmlformats.org/drawingml/2006/picture">
+            <wp:extent cx="2743200" cy="3096077"/>
+            <wp:docPr id="1" name="Picture 1"/>
+            <wp:cNvGraphicFramePr>
+              <a:graphicFrameLocks noChangeAspect="1"/>
+            </wp:cNvGraphicFramePr>
+            <a:graphic>
+              <a:graphicData uri="http://schemas.openxmlformats.org/drawingml/2006/picture">
+                <pic:pic>
+                  <pic:nvPicPr>
+                    <pic:cNvPr id="0" name="slyled.png"/>
+                    <pic:cNvPicPr/>
+                  </pic:nvPicPr>
+                  <pic:blipFill>
+                    <a:blip r:embed="rId9"/>
+                    <a:stretch>
+                      <a:fillRect/>
+                    </a:stretch>
+                  </pic:blipFill>
+                  <pic:spPr>
+                    <a:xfrm>
+                      <a:off x="0" y="0"/>
+                      <a:ext cx="2743200" cy="3096077"/>
+                    </a:xfrm>
+                    <a:prstGeom prst="rect"/>
+                  </pic:spPr>
+                </pic:pic>
+              </a:graphicData>
+            </a:graphic>
+          </wp:inline>
+        </w:drawing>
+      </w:r>
+    </w:p>
     <w:p/>
     <w:p>
       <w:pPr>
@@ -10,6 +49,10 @@
         <w:jc w:val="center"/>
       </w:pPr>
       <w:r>
+        <w:rPr>
+          <w:color w:val="38BDF8"/>
+          <w:sz w:val="72"/>
+        </w:rPr>
         <w:t>SlyLED User Manual</w:t>
       </w:r>
     </w:p>
@@ -22,7 +65,7 @@
           <w:color w:val="64748B"/>
           <w:sz w:val="32"/>
         </w:rPr>
-        <w:t>3D Volumetric Lighting System — v7.6</w:t>
+        <w:t>3D Volumetric Lighting System — v8.3.0</w:t>
       </w:r>
     </w:p>
     <w:p/>
@@ -31,7 +74,23 @@
         <w:jc w:val="center"/>
       </w:pPr>
       <w:r>
+        <w:rPr>
+          <w:color w:val="333333"/>
+        </w:rPr>
         <w:t>Complete guide to designing, programming, and running LED + DMX lighting shows with the SlyLED orchestrator, performers, and DMX bridge.</w:t>
+      </w:r>
+    </w:p>
+    <w:p/>
+    <w:p>
+      <w:pPr>
+        <w:jc w:val="center"/>
+      </w:pPr>
+      <w:r>
+        <w:rPr>
+          <w:color w:val="22D3EE"/>
+          <w:sz w:val="22"/>
+        </w:rPr>
+        <w:t>electricrv.ca/slyled</w:t>
       </w:r>
     </w:p>
     <w:p>
@@ -177,7 +236,7 @@
         <w:drawing>
           <wp:inline xmlns:a="http://schemas.openxmlformats.org/drawingml/2006/main" xmlns:pic="http://schemas.openxmlformats.org/drawingml/2006/picture">
             <wp:extent cx="5486400" cy="3429000"/>
-            <wp:docPr id="1" name="Picture 1"/>
+            <wp:docPr id="2" name="Picture 2"/>
             <wp:cNvGraphicFramePr>
               <a:graphicFrameLocks noChangeAspect="1"/>
             </wp:cNvGraphicFramePr>
@@ -189,7 +248,7 @@
                     <pic:cNvPicPr/>
                   </pic:nvPicPr>
                   <pic:blipFill>
-                    <a:blip r:embed="rId9"/>
+                    <a:blip r:embed="rId10"/>
                     <a:stretch>
                       <a:fillRect/>
                     </a:stretch>
@@ -249,7 +308,7 @@
         <w:drawing>
           <wp:inline xmlns:a="http://schemas.openxmlformats.org/drawingml/2006/main" xmlns:pic="http://schemas.openxmlformats.org/drawingml/2006/picture">
             <wp:extent cx="5486400" cy="3429000"/>
-            <wp:docPr id="2" name="Picture 2"/>
+            <wp:docPr id="3" name="Picture 3"/>
             <wp:cNvGraphicFramePr>
               <a:graphicFrameLocks noChangeAspect="1"/>
             </wp:cNvGraphicFramePr>
@@ -261,7 +320,7 @@
                     <pic:cNvPicPr/>
                   </pic:nvPicPr>
                   <pic:blipFill>
-                    <a:blip r:embed="rId10"/>
+                    <a:blip r:embed="rId11"/>
                     <a:stretch>
                       <a:fillRect/>
                     </a:stretch>
@@ -301,7 +360,7 @@
         <w:drawing>
           <wp:inline xmlns:a="http://schemas.openxmlformats.org/drawingml/2006/main" xmlns:pic="http://schemas.openxmlformats.org/drawingml/2006/picture">
             <wp:extent cx="5486400" cy="3429000"/>
-            <wp:docPr id="3" name="Picture 3"/>
+            <wp:docPr id="4" name="Picture 4"/>
             <wp:cNvGraphicFramePr>
               <a:graphicFrameLocks noChangeAspect="1"/>
             </wp:cNvGraphicFramePr>
@@ -313,7 +372,7 @@
                     <pic:cNvPicPr/>
                   </pic:nvPicPr>
                   <pic:blipFill>
-                    <a:blip r:embed="rId11"/>
+                    <a:blip r:embed="rId12"/>
                     <a:stretch>
                       <a:fillRect/>
                     </a:stretch>
@@ -611,7 +670,7 @@
         <w:drawing>
           <wp:inline xmlns:a="http://schemas.openxmlformats.org/drawingml/2006/main" xmlns:pic="http://schemas.openxmlformats.org/drawingml/2006/picture">
             <wp:extent cx="5486400" cy="3429000"/>
-            <wp:docPr id="4" name="Picture 4"/>
+            <wp:docPr id="5" name="Picture 5"/>
             <wp:cNvGraphicFramePr>
               <a:graphicFrameLocks noChangeAspect="1"/>
             </wp:cNvGraphicFramePr>
@@ -623,7 +682,7 @@
                     <pic:cNvPicPr/>
                   </pic:nvPicPr>
                   <pic:blipFill>
-                    <a:blip r:embed="rId12"/>
+                    <a:blip r:embed="rId13"/>
                     <a:stretch>
                       <a:fillRect/>
                     </a:stretch>
@@ -676,7 +735,7 @@
         <w:drawing>
           <wp:inline xmlns:a="http://schemas.openxmlformats.org/drawingml/2006/main" xmlns:pic="http://schemas.openxmlformats.org/drawingml/2006/picture">
             <wp:extent cx="5486400" cy="3429000"/>
-            <wp:docPr id="5" name="Picture 5"/>
+            <wp:docPr id="6" name="Picture 6"/>
             <wp:cNvGraphicFramePr>
               <a:graphicFrameLocks noChangeAspect="1"/>
             </wp:cNvGraphicFramePr>
@@ -688,7 +747,7 @@
                     <pic:cNvPicPr/>
                   </pic:nvPicPr>
                   <pic:blipFill>
-                    <a:blip r:embed="rId13"/>
+                    <a:blip r:embed="rId14"/>
                     <a:stretch>
                       <a:fillRect/>
                     </a:stretch>
@@ -754,7 +813,7 @@
         <w:drawing>
           <wp:inline xmlns:a="http://schemas.openxmlformats.org/drawingml/2006/main" xmlns:pic="http://schemas.openxmlformats.org/drawingml/2006/picture">
             <wp:extent cx="5486400" cy="3429000"/>
-            <wp:docPr id="6" name="Picture 6"/>
+            <wp:docPr id="7" name="Picture 7"/>
             <wp:cNvGraphicFramePr>
               <a:graphicFrameLocks noChangeAspect="1"/>
             </wp:cNvGraphicFramePr>
@@ -762,7 +821,7 @@
               <a:graphicData uri="http://schemas.openxmlformats.org/drawingml/2006/picture">
                 <pic:pic>
                   <pic:nvPicPr>
-                    <pic:cNvPr id="0" name="spa-setup-add-dmx.png"/>
+                    <pic:cNvPr id="0" name="spa-setup-add-led.png"/>
                     <pic:cNvPicPr/>
                   </pic:nvPicPr>
                   <pic:blipFill>
@@ -829,7 +888,7 @@
         <w:drawing>
           <wp:inline xmlns:a="http://schemas.openxmlformats.org/drawingml/2006/main" xmlns:pic="http://schemas.openxmlformats.org/drawingml/2006/picture">
             <wp:extent cx="5486400" cy="3429000"/>
-            <wp:docPr id="7" name="Picture 7"/>
+            <wp:docPr id="8" name="Picture 8"/>
             <wp:cNvGraphicFramePr>
               <a:graphicFrameLocks noChangeAspect="1"/>
             </wp:cNvGraphicFramePr>
@@ -1089,7 +1148,7 @@
         <w:drawing>
           <wp:inline xmlns:a="http://schemas.openxmlformats.org/drawingml/2006/main" xmlns:pic="http://schemas.openxmlformats.org/drawingml/2006/picture">
             <wp:extent cx="5486400" cy="3429000"/>
-            <wp:docPr id="8" name="Picture 8"/>
+            <wp:docPr id="9" name="Picture 9"/>
             <wp:cNvGraphicFramePr>
               <a:graphicFrameLocks noChangeAspect="1"/>
             </wp:cNvGraphicFramePr>
@@ -1381,6 +1440,152 @@
       </w:r>
     </w:p>
     <w:p>
+      <w:pPr>
+        <w:pStyle w:val="Heading2"/>
+      </w:pPr>
+      <w:r>
+        <w:t>DMX Action Types</w:t>
+      </w:r>
+    </w:p>
+    <w:p>
+      <w:r>
+        <w:t>In addition to classic LED actions (Solid, Chase, Rainbow, etc.), four DMX-specific action types are available for direct control of DMX features:</w:t>
+      </w:r>
+    </w:p>
+    <w:tbl>
+      <w:tblPr>
+        <w:tblStyle w:val="LightGrid-Accent1"/>
+        <w:tblW w:type="auto" w:w="0"/>
+        <w:jc w:val="center"/>
+        <w:tblLook w:firstColumn="1" w:firstRow="1" w:lastColumn="0" w:lastRow="0" w:noHBand="0" w:noVBand="1" w:val="04A0"/>
+      </w:tblPr>
+      <w:tblGrid>
+        <w:gridCol w:w="4320"/>
+        <w:gridCol w:w="4320"/>
+      </w:tblGrid>
+      <w:tr>
+        <w:tc>
+          <w:tcPr>
+            <w:tcW w:type="dxa" w:w="4320"/>
+          </w:tcPr>
+          <w:p>
+            <w:r>
+              <w:rPr>
+                <w:b/>
+              </w:rPr>
+              <w:t>Action Type</w:t>
+            </w:r>
+          </w:p>
+        </w:tc>
+        <w:tc>
+          <w:tcPr>
+            <w:tcW w:type="dxa" w:w="4320"/>
+          </w:tcPr>
+          <w:p>
+            <w:r>
+              <w:rPr>
+                <w:b/>
+              </w:rPr>
+              <w:t>Description</w:t>
+            </w:r>
+          </w:p>
+        </w:tc>
+      </w:tr>
+      <w:tr>
+        <w:tc>
+          <w:tcPr>
+            <w:tcW w:type="dxa" w:w="4320"/>
+          </w:tcPr>
+          <w:p>
+            <w:r>
+              <w:t>DMX Scene</w:t>
+            </w:r>
+          </w:p>
+        </w:tc>
+        <w:tc>
+          <w:tcPr>
+            <w:tcW w:type="dxa" w:w="4320"/>
+          </w:tcPr>
+          <w:p>
+            <w:r>
+              <w:t>Set exact values for dimmer, pan, tilt, strobe, gobo, color wheel, prism</w:t>
+            </w:r>
+          </w:p>
+        </w:tc>
+      </w:tr>
+      <w:tr>
+        <w:tc>
+          <w:tcPr>
+            <w:tcW w:type="dxa" w:w="4320"/>
+          </w:tcPr>
+          <w:p>
+            <w:r>
+              <w:t>Pan/Tilt Move</w:t>
+            </w:r>
+          </w:p>
+        </w:tc>
+        <w:tc>
+          <w:tcPr>
+            <w:tcW w:type="dxa" w:w="4320"/>
+          </w:tcPr>
+          <w:p>
+            <w:r>
+              <w:t>Animate pan/tilt from start to end position over time</w:t>
+            </w:r>
+          </w:p>
+        </w:tc>
+      </w:tr>
+      <w:tr>
+        <w:tc>
+          <w:tcPr>
+            <w:tcW w:type="dxa" w:w="4320"/>
+          </w:tcPr>
+          <w:p>
+            <w:r>
+              <w:t>Gobo Select</w:t>
+            </w:r>
+          </w:p>
+        </w:tc>
+        <w:tc>
+          <w:tcPr>
+            <w:tcW w:type="dxa" w:w="4320"/>
+          </w:tcPr>
+          <w:p>
+            <w:r>
+              <w:t>Select a gobo wheel position with optional color</w:t>
+            </w:r>
+          </w:p>
+        </w:tc>
+      </w:tr>
+      <w:tr>
+        <w:tc>
+          <w:tcPr>
+            <w:tcW w:type="dxa" w:w="4320"/>
+          </w:tcPr>
+          <w:p>
+            <w:r>
+              <w:t>Color Wheel</w:t>
+            </w:r>
+          </w:p>
+        </w:tc>
+        <w:tc>
+          <w:tcPr>
+            <w:tcW w:type="dxa" w:w="4320"/>
+          </w:tcPr>
+          <w:p>
+            <w:r>
+              <w:t>Select a color wheel position</w:t>
+            </w:r>
+          </w:p>
+        </w:tc>
+      </w:tr>
+    </w:tbl>
+    <w:p>
+      <w:r>
+        <w:t>Classic LED actions (Solid, Breathe, Chase, etc.) are automatically converted to DMX Scene segments when assigned to DMX fixtures. The dimmer is auto-set to 255 when color is active, and pan/tilt default to center (0.5).</w:t>
+      </w:r>
+    </w:p>
+    <w:p>
       <w:r>
         <w:br w:type="page"/>
       </w:r>
@@ -1406,7 +1611,7 @@
         <w:drawing>
           <wp:inline xmlns:a="http://schemas.openxmlformats.org/drawingml/2006/main" xmlns:pic="http://schemas.openxmlformats.org/drawingml/2006/picture">
             <wp:extent cx="5486400" cy="3429000"/>
-            <wp:docPr id="9" name="Picture 9"/>
+            <wp:docPr id="10" name="Picture 10"/>
             <wp:cNvGraphicFramePr>
               <a:graphicFrameLocks noChangeAspect="1"/>
             </wp:cNvGraphicFramePr>
@@ -1571,7 +1776,10 @@
     </w:p>
     <w:p>
       <w:r>
-        <w:t>14 pre-built shows are available from Settings or the Runtime tab:</w:t>
+        <w:t>14 themed shows are available from the Runtime tab. Shows are dynamically generated based on your actual fixtures — every fixture gets coverage with no dark periods. LED fixtures get pattern effects, DMX pars get color washes, and moving heads get pan/tilt sweeps that track spatial effects across the stage.</w:t>
+        <w:br/>
+        <w:br/>
+        <w:t>Each load produces a unique variation of the theme with randomized timing and positions.</w:t>
       </w:r>
     </w:p>
     <w:tbl>
@@ -2102,7 +2310,7 @@
         <w:drawing>
           <wp:inline xmlns:a="http://schemas.openxmlformats.org/drawingml/2006/main" xmlns:pic="http://schemas.openxmlformats.org/drawingml/2006/picture">
             <wp:extent cx="5486400" cy="3429000"/>
-            <wp:docPr id="10" name="Picture 10"/>
+            <wp:docPr id="11" name="Picture 11"/>
             <wp:cNvGraphicFramePr>
               <a:graphicFrameLocks noChangeAspect="1"/>
             </wp:cNvGraphicFramePr>
@@ -2167,7 +2375,7 @@
         <w:drawing>
           <wp:inline xmlns:a="http://schemas.openxmlformats.org/drawingml/2006/main" xmlns:pic="http://schemas.openxmlformats.org/drawingml/2006/picture">
             <wp:extent cx="5486400" cy="3429000"/>
-            <wp:docPr id="11" name="Picture 11"/>
+            <wp:docPr id="12" name="Picture 12"/>
             <wp:cNvGraphicFramePr>
               <a:graphicFrameLocks noChangeAspect="1"/>
             </wp:cNvGraphicFramePr>
@@ -2232,7 +2440,7 @@
         <w:drawing>
           <wp:inline xmlns:a="http://schemas.openxmlformats.org/drawingml/2006/main" xmlns:pic="http://schemas.openxmlformats.org/drawingml/2006/picture">
             <wp:extent cx="5486400" cy="3429000"/>
-            <wp:docPr id="12" name="Picture 12"/>
+            <wp:docPr id="13" name="Picture 13"/>
             <wp:cNvGraphicFramePr>
               <a:graphicFrameLocks noChangeAspect="1"/>
             </wp:cNvGraphicFramePr>
@@ -2284,7 +2492,7 @@
         <w:drawing>
           <wp:inline xmlns:a="http://schemas.openxmlformats.org/drawingml/2006/main" xmlns:pic="http://schemas.openxmlformats.org/drawingml/2006/picture">
             <wp:extent cx="5486400" cy="3429000"/>
-            <wp:docPr id="13" name="Picture 13"/>
+            <wp:docPr id="14" name="Picture 14"/>
             <wp:cNvGraphicFramePr>
               <a:graphicFrameLocks noChangeAspect="1"/>
             </wp:cNvGraphicFramePr>
@@ -2349,7 +2557,7 @@
         <w:drawing>
           <wp:inline xmlns:a="http://schemas.openxmlformats.org/drawingml/2006/main" xmlns:pic="http://schemas.openxmlformats.org/drawingml/2006/picture">
             <wp:extent cx="5486400" cy="3429000"/>
-            <wp:docPr id="14" name="Picture 14"/>
+            <wp:docPr id="15" name="Picture 15"/>
             <wp:cNvGraphicFramePr>
               <a:graphicFrameLocks noChangeAspect="1"/>
             </wp:cNvGraphicFramePr>
@@ -2427,7 +2635,7 @@
         <w:drawing>
           <wp:inline xmlns:a="http://schemas.openxmlformats.org/drawingml/2006/main" xmlns:pic="http://schemas.openxmlformats.org/drawingml/2006/picture">
             <wp:extent cx="5486400" cy="3429000"/>
-            <wp:docPr id="15" name="Picture 15"/>
+            <wp:docPr id="16" name="Picture 16"/>
             <wp:cNvGraphicFramePr>
               <a:graphicFrameLocks noChangeAspect="1"/>
             </wp:cNvGraphicFramePr>
@@ -2510,7 +2718,7 @@
         <w:drawing>
           <wp:inline xmlns:a="http://schemas.openxmlformats.org/drawingml/2006/main" xmlns:pic="http://schemas.openxmlformats.org/drawingml/2006/picture">
             <wp:extent cx="5486400" cy="3429000"/>
-            <wp:docPr id="16" name="Picture 16"/>
+            <wp:docPr id="17" name="Picture 17"/>
             <wp:cNvGraphicFramePr>
               <a:graphicFrameLocks noChangeAspect="1"/>
             </wp:cNvGraphicFramePr>
@@ -2778,7 +2986,7 @@
           </w:tcPr>
           <w:p>
             <w:r>
-              <w:t>16 max</w:t>
+              <w:t>64 max</w:t>
             </w:r>
           </w:p>
         </w:tc>
@@ -2788,7 +2996,7 @@
           </w:tcPr>
           <w:p>
             <w:r>
-              <w:t>Fits runner step limit</w:t>
+              <w:t>Supports PT move time slices</w:t>
             </w:r>
           </w:p>
         </w:tc>
@@ -4279,7 +4487,7 @@
     <w:rsid w:val="00FC693F"/>
     <w:rPr>
       <w:rFonts w:ascii="Calibri" w:hAnsi="Calibri"/>
-      <w:color w:val="222222"/>
+      <w:color w:val="333333"/>
       <w:sz w:val="22"/>
     </w:rPr>
   </w:style>
@@ -4342,11 +4550,11 @@
       <w:outlineLvl w:val="0"/>
     </w:pPr>
     <w:rPr>
-      <w:rFonts w:asciiTheme="majorHAnsi" w:eastAsiaTheme="majorEastAsia" w:hAnsiTheme="majorHAnsi" w:cstheme="majorBidi"/>
+      <w:rFonts w:asciiTheme="majorHAnsi" w:eastAsiaTheme="majorEastAsia" w:hAnsiTheme="majorHAnsi" w:cstheme="majorBidi" w:ascii="Calibri" w:hAnsi="Calibri"/>
       <w:b/>
       <w:bCs/>
-      <w:color w:val="1E3A5F"/>
-      <w:sz w:val="28"/>
+      <w:color w:val="38BDF8"/>
+      <w:sz w:val="44"/>
       <w:szCs w:val="28"/>
     </w:rPr>
   </w:style>
@@ -4366,11 +4574,11 @@
       <w:outlineLvl w:val="1"/>
     </w:pPr>
     <w:rPr>
-      <w:rFonts w:asciiTheme="majorHAnsi" w:eastAsiaTheme="majorEastAsia" w:hAnsiTheme="majorHAnsi" w:cstheme="majorBidi"/>
+      <w:rFonts w:asciiTheme="majorHAnsi" w:eastAsiaTheme="majorEastAsia" w:hAnsiTheme="majorHAnsi" w:cstheme="majorBidi" w:ascii="Calibri" w:hAnsi="Calibri"/>
       <w:b/>
       <w:bCs/>
-      <w:color w:val="1E3A5F"/>
-      <w:sz w:val="26"/>
+      <w:color w:val="7C3AED"/>
+      <w:sz w:val="30"/>
       <w:szCs w:val="26"/>
     </w:rPr>
   </w:style>
@@ -4390,10 +4598,11 @@
       <w:outlineLvl w:val="2"/>
     </w:pPr>
     <w:rPr>
-      <w:rFonts w:asciiTheme="majorHAnsi" w:eastAsiaTheme="majorEastAsia" w:hAnsiTheme="majorHAnsi" w:cstheme="majorBidi"/>
+      <w:rFonts w:asciiTheme="majorHAnsi" w:eastAsiaTheme="majorEastAsia" w:hAnsiTheme="majorHAnsi" w:cstheme="majorBidi" w:ascii="Calibri" w:hAnsi="Calibri"/>
       <w:b/>
       <w:bCs/>
-      <w:color w:val="1E3A5F"/>
+      <w:color w:val="22D3EE"/>
+      <w:sz w:val="26"/>
     </w:rPr>
   </w:style>
   <w:style w:type="paragraph" w:styleId="Heading4">

--- a/docs/SlyLED_User_Manual.docx
+++ b/docs/SlyLED_User_Manual.docx
@@ -65,7 +65,7 @@
           <w:color w:val="64748B"/>
           <w:sz w:val="32"/>
         </w:rPr>
-        <w:t>3D Volumetric Lighting System — v8.3.0</w:t>
+        <w:t>3D Volumetric Lighting System — v8.4.0</w:t>
       </w:r>
     </w:p>
     <w:p/>
@@ -821,11 +821,11 @@
               <a:graphicData uri="http://schemas.openxmlformats.org/drawingml/2006/picture">
                 <pic:pic>
                   <pic:nvPicPr>
-                    <pic:cNvPr id="0" name="spa-setup-add-led.png"/>
+                    <pic:cNvPr id="0" name="spa-setup-add-dmx.png"/>
                     <pic:cNvPicPr/>
                   </pic:nvPicPr>
                   <pic:blipFill>
-                    <a:blip r:embed="rId14"/>
+                    <a:blip r:embed="rId15"/>
                     <a:stretch>
                       <a:fillRect/>
                     </a:stretch>
@@ -900,7 +900,7 @@
                     <pic:cNvPicPr/>
                   </pic:nvPicPr>
                   <pic:blipFill>
-                    <a:blip r:embed="rId15"/>
+                    <a:blip r:embed="rId16"/>
                     <a:stretch>
                       <a:fillRect/>
                     </a:stretch>
@@ -1160,7 +1160,7 @@
                     <pic:cNvPicPr/>
                   </pic:nvPicPr>
                   <pic:blipFill>
-                    <a:blip r:embed="rId16"/>
+                    <a:blip r:embed="rId17"/>
                     <a:stretch>
                       <a:fillRect/>
                     </a:stretch>
@@ -1623,7 +1623,7 @@
                     <pic:cNvPicPr/>
                   </pic:nvPicPr>
                   <pic:blipFill>
-                    <a:blip r:embed="rId17"/>
+                    <a:blip r:embed="rId18"/>
                     <a:stretch>
                       <a:fillRect/>
                     </a:stretch>
@@ -2322,7 +2322,7 @@
                     <pic:cNvPicPr/>
                   </pic:nvPicPr>
                   <pic:blipFill>
-                    <a:blip r:embed="rId18"/>
+                    <a:blip r:embed="rId19"/>
                     <a:stretch>
                       <a:fillRect/>
                     </a:stretch>
@@ -2387,7 +2387,7 @@
                     <pic:cNvPicPr/>
                   </pic:nvPicPr>
                   <pic:blipFill>
-                    <a:blip r:embed="rId19"/>
+                    <a:blip r:embed="rId20"/>
                     <a:stretch>
                       <a:fillRect/>
                     </a:stretch>
@@ -2452,7 +2452,7 @@
                     <pic:cNvPicPr/>
                   </pic:nvPicPr>
                   <pic:blipFill>
-                    <a:blip r:embed="rId20"/>
+                    <a:blip r:embed="rId21"/>
                     <a:stretch>
                       <a:fillRect/>
                     </a:stretch>
@@ -2504,7 +2504,7 @@
                     <pic:cNvPicPr/>
                   </pic:nvPicPr>
                   <pic:blipFill>
-                    <a:blip r:embed="rId21"/>
+                    <a:blip r:embed="rId22"/>
                     <a:stretch>
                       <a:fillRect/>
                     </a:stretch>
@@ -2569,7 +2569,7 @@
                     <pic:cNvPicPr/>
                   </pic:nvPicPr>
                   <pic:blipFill>
-                    <a:blip r:embed="rId22"/>
+                    <a:blip r:embed="rId23"/>
                     <a:stretch>
                       <a:fillRect/>
                     </a:stretch>
@@ -2647,7 +2647,7 @@
                     <pic:cNvPicPr/>
                   </pic:nvPicPr>
                   <pic:blipFill>
-                    <a:blip r:embed="rId23"/>
+                    <a:blip r:embed="rId24"/>
                     <a:stretch>
                       <a:fillRect/>
                     </a:stretch>
@@ -2730,7 +2730,7 @@
                     <pic:cNvPicPr/>
                   </pic:nvPicPr>
                   <pic:blipFill>
-                    <a:blip r:embed="rId24"/>
+                    <a:blip r:embed="rId25"/>
                     <a:stretch>
                       <a:fillRect/>
                     </a:stretch>

--- a/docs/SlyLED_User_Manual.docx
+++ b/docs/SlyLED_User_Manual.docx
@@ -65,7 +65,7 @@
           <w:color w:val="64748B"/>
           <w:sz w:val="32"/>
         </w:rPr>
-        <w:t>3D Volumetric Lighting System — v8.4.0</w:t>
+        <w:t>3D Volumetric Lighting System — v1.0.0</w:t>
       </w:r>
     </w:p>
     <w:p/>
@@ -401,7 +401,7 @@
           <w:color w:val="64748B"/>
           <w:sz w:val="18"/>
         </w:rPr>
-        <w:t>Layout tab — 3D Viewport with stage wireframe, fixtures, and surfaces</w:t>
+        <w:t>Layout tab — 3D Viewport with stage wireframe, fixtures, and objects</w:t>
       </w:r>
     </w:p>
     <w:p>
@@ -1064,7 +1064,7 @@
           </w:tcPr>
           <w:p>
             <w:r>
-              <w:t>Surface</w:t>
+              <w:t>Object</w:t>
             </w:r>
           </w:p>
         </w:tc>
@@ -3269,7 +3269,7 @@
     </w:p>
     <w:p>
       <w:r>
-        <w:t>Verify fixture has a profile with panRange/tiltRange &gt; 0. Check aimPoint is set (Edit fixture → Aim Point fields).</w:t>
+        <w:t>Verify fixture has a profile with panRange/tiltRange &gt; 0. Check rotation is set (Edit fixture → Pan/Tilt fields).</w:t>
       </w:r>
     </w:p>
     <w:p>

--- a/docs/SlyLED_User_Manual.docx
+++ b/docs/SlyLED_User_Manual.docx
@@ -183,7 +183,7 @@
         <w:pStyle w:val="ListNumber"/>
       </w:pPr>
       <w:r>
-        <w:t>10. System Limits</w:t>
+        <w:t>10. Camera Setup &amp; Calibration</w:t>
       </w:r>
     </w:p>
     <w:p>
@@ -191,7 +191,7 @@
         <w:pStyle w:val="ListNumber"/>
       </w:pPr>
       <w:r>
-        <w:t>11. Troubleshooting</w:t>
+        <w:t>11. 3D Environment Scanning</w:t>
       </w:r>
     </w:p>
     <w:p>
@@ -199,7 +199,39 @@
         <w:pStyle w:val="ListNumber"/>
       </w:pPr>
       <w:r>
-        <w:t>12. API Quick Reference</w:t>
+        <w:t>12. Stereo 3D &amp; Light Mapping</w:t>
+      </w:r>
+    </w:p>
+    <w:p>
+      <w:pPr>
+        <w:pStyle w:val="ListNumber"/>
+      </w:pPr>
+      <w:r>
+        <w:t>13. Project Files</w:t>
+      </w:r>
+    </w:p>
+    <w:p>
+      <w:pPr>
+        <w:pStyle w:val="ListNumber"/>
+      </w:pPr>
+      <w:r>
+        <w:t>14. System Limits</w:t>
+      </w:r>
+    </w:p>
+    <w:p>
+      <w:pPr>
+        <w:pStyle w:val="ListNumber"/>
+      </w:pPr>
+      <w:r>
+        <w:t>15. Troubleshooting</w:t>
+      </w:r>
+    </w:p>
+    <w:p>
+      <w:pPr>
+        <w:pStyle w:val="ListNumber"/>
+      </w:pPr>
+      <w:r>
+        <w:t>16. API Quick Reference</w:t>
       </w:r>
     </w:p>
     <w:p>
@@ -2785,7 +2817,496 @@
         <w:pStyle w:val="Heading1"/>
       </w:pPr>
       <w:r>
-        <w:t>10. System Limits</w:t>
+        <w:t>10. Camera Setup &amp; Calibration</w:t>
+      </w:r>
+    </w:p>
+    <w:p>
+      <w:pPr>
+        <w:pStyle w:val="Heading2"/>
+      </w:pPr>
+      <w:r>
+        <w:t>Adding Camera Nodes</w:t>
+      </w:r>
+    </w:p>
+    <w:p>
+      <w:r>
+        <w:t>Camera nodes are Orange Pi or Raspberry Pi SBCs running the SlyLED camera firmware. They capture snapshots for calibration, beam detection, depth estimation, and tracking.</w:t>
+        <w:br/>
+        <w:br/>
+        <w:t>To add a camera:</w:t>
+        <w:br/>
+        <w:t>1. Connect the camera node to the same network as the orchestrator</w:t>
+        <w:br/>
+        <w:t>2. Go to Setup tab and click "Discover" — camera nodes respond to UDP broadcast</w:t>
+        <w:br/>
+        <w:t>3. Or manually add via Settings &gt; Cameras with the camera's IP address</w:t>
+        <w:br/>
+        <w:t>4. Each USB camera sensor appears as a separate fixture that can be placed in the Layout</w:t>
+      </w:r>
+    </w:p>
+    <w:p>
+      <w:pPr>
+        <w:jc w:val="center"/>
+      </w:pPr>
+      <w:r>
+        <w:drawing>
+          <wp:inline xmlns:a="http://schemas.openxmlformats.org/drawingml/2006/main" xmlns:pic="http://schemas.openxmlformats.org/drawingml/2006/picture">
+            <wp:extent cx="5486400" cy="3429000"/>
+            <wp:docPr id="18" name="Picture 18"/>
+            <wp:cNvGraphicFramePr>
+              <a:graphicFrameLocks noChangeAspect="1"/>
+            </wp:cNvGraphicFramePr>
+            <a:graphic>
+              <a:graphicData uri="http://schemas.openxmlformats.org/drawingml/2006/picture">
+                <pic:pic>
+                  <pic:nvPicPr>
+                    <pic:cNvPr id="0" name="spa-settings-cameras.png"/>
+                    <pic:cNvPicPr/>
+                  </pic:nvPicPr>
+                  <pic:blipFill>
+                    <a:blip r:embed="rId26"/>
+                    <a:stretch>
+                      <a:fillRect/>
+                    </a:stretch>
+                  </pic:blipFill>
+                  <pic:spPr>
+                    <a:xfrm>
+                      <a:off x="0" y="0"/>
+                      <a:ext cx="5486400" cy="3429000"/>
+                    </a:xfrm>
+                    <a:prstGeom prst="rect"/>
+                  </pic:spPr>
+                </pic:pic>
+              </a:graphicData>
+            </a:graphic>
+          </wp:inline>
+        </w:drawing>
+      </w:r>
+    </w:p>
+    <w:p>
+      <w:pPr>
+        <w:jc w:val="center"/>
+      </w:pPr>
+      <w:r>
+        <w:rPr>
+          <w:i/>
+          <w:color w:val="64748B"/>
+          <w:sz w:val="18"/>
+        </w:rPr>
+        <w:t>Settings &gt; Cameras — camera list with calibration status</w:t>
+      </w:r>
+    </w:p>
+    <w:p>
+      <w:pPr>
+        <w:pStyle w:val="Heading2"/>
+      </w:pPr>
+      <w:r>
+        <w:t>ArUco Marker Calibration</w:t>
+      </w:r>
+    </w:p>
+    <w:p>
+      <w:r>
+        <w:t>ArUco markers are used for camera intrinsic calibration (lens parameters).</w:t>
+        <w:br/>
+        <w:br/>
+        <w:t>Step-by-step:</w:t>
+        <w:br/>
+        <w:t>1. Print ArUco markers: Settings &gt; Cameras &gt; "Print ArUco Markers" (6 markers, 150mm each)</w:t>
+        <w:br/>
+        <w:t>2. Place printed markers on flat surfaces visible to the camera at various angles</w:t>
+        <w:br/>
+        <w:t>3. Click "Capture" 5+ times from different positions — each capture detects markers automatically</w:t>
+        <w:br/>
+        <w:t>4. Click "Compute" — the system runs cv2.calibrateCamera() to determine fx, fy, cx, cy</w:t>
+        <w:br/>
+        <w:t>5. RMS error &lt; 2.0 indicates good calibration</w:t>
+        <w:br/>
+        <w:br/>
+        <w:t>All ArUco detection runs on the orchestrator PC (not the camera hardware), so any camera that can serve JPEG snapshots works — even low-end Raspberry Pi boards.</w:t>
+      </w:r>
+    </w:p>
+    <w:p>
+      <w:pPr>
+        <w:pStyle w:val="Heading2"/>
+      </w:pPr>
+      <w:r>
+        <w:t>Stage Map — Camera Pose</w:t>
+      </w:r>
+    </w:p>
+    <w:p>
+      <w:r>
+        <w:t>The Stage Map determines each camera's 3D position and orientation in stage coordinates using solvePnP with ArUco markers at known stage positions.</w:t>
+        <w:br/>
+        <w:br/>
+        <w:t>Step-by-step:</w:t>
+        <w:br/>
+        <w:t>1. Place 3+ ArUco markers on the stage floor at known positions (measure with tape)</w:t>
+        <w:br/>
+        <w:t>2. Enter each marker's stage coordinates (X, Y, Z in mm) in the wizard</w:t>
+        <w:br/>
+        <w:t>3. Click "Compute Stage Map" — the system detects markers and solves for camera pose</w:t>
+        <w:br/>
+        <w:t>4. Result: camera position in stage mm, floor-plane homography, reprojection error</w:t>
+        <w:br/>
+        <w:br/>
+        <w:t>The homography maps any pixel to stage floor coordinates (X, Y at Z=0), enabling beam detection in real-world millimeters rather than pixel space.</w:t>
+      </w:r>
+    </w:p>
+    <w:p>
+      <w:pPr>
+        <w:pStyle w:val="Heading2"/>
+      </w:pPr>
+      <w:r>
+        <w:t>Mover Calibration Wizard</w:t>
+      </w:r>
+    </w:p>
+    <w:p>
+      <w:r>
+        <w:t>Moving head fixtures need calibration to map DMX pan/tilt values to real-world positions.</w:t>
+        <w:br/>
+        <w:br/>
+        <w:t>The wizard runs automatically:</w:t>
+        <w:br/>
+        <w:t>1. Discovery: Spiral search to find the beam in the camera's field of view</w:t>
+        <w:br/>
+        <w:t>2. Adaptive settle: Waits 0.8-2.5s per move, verifies beam has stopped (double-capture)</w:t>
+        <w:br/>
+        <w:t>3. BFS mapping: Explores visible region, stops at boundaries when beam leaves camera view</w:t>
+        <w:br/>
+        <w:t>4. Grid build: Creates a bilinear interpolation grid for fast pan/tilt lookup</w:t>
+        <w:br/>
+        <w:t>5. Boundary verification: Flash on/off at edges to confirm true visibility limits</w:t>
+        <w:br/>
+        <w:br/>
+        <w:t>After calibration, the system can aim any fixture at any stage coordinate using grid_inverse().</w:t>
+      </w:r>
+    </w:p>
+    <w:p>
+      <w:r>
+        <w:br w:type="page"/>
+      </w:r>
+    </w:p>
+    <w:p>
+      <w:pPr>
+        <w:pStyle w:val="Heading1"/>
+      </w:pPr>
+      <w:r>
+        <w:t>11. 3D Environment Scanning</w:t>
+      </w:r>
+    </w:p>
+    <w:p>
+      <w:pPr>
+        <w:pStyle w:val="Heading2"/>
+      </w:pPr>
+      <w:r>
+        <w:t>Point Cloud Capture</w:t>
+      </w:r>
+    </w:p>
+    <w:p>
+      <w:r>
+        <w:t>The environment scan creates a 3D point cloud of your venue using depth estimation.</w:t>
+        <w:br/>
+        <w:br/>
+        <w:t>Step-by-step:</w:t>
+        <w:br/>
+        <w:t>1. Position and calibrate 2+ cameras (Stage Map required)</w:t>
+        <w:br/>
+        <w:t>2. Go to Settings &gt; Space &gt; "Start Scan"</w:t>
+        <w:br/>
+        <w:t>3. Each camera captures a snapshot, the CV Engine runs Depth-Anything-V2 locally</w:t>
+        <w:br/>
+        <w:t>4. Point clouds from each camera are transformed to stage coordinates and merged</w:t>
+        <w:br/>
+        <w:t>5. Floor is auto-detected and normalized to Z=0</w:t>
+        <w:br/>
+        <w:br/>
+        <w:t>Result: 5,000-20,000 colored 3D points representing your venue geometry.</w:t>
+      </w:r>
+    </w:p>
+    <w:p>
+      <w:pPr>
+        <w:pStyle w:val="Heading2"/>
+      </w:pPr>
+      <w:r>
+        <w:t>Surface Detection</w:t>
+      </w:r>
+    </w:p>
+    <w:p>
+      <w:r>
+        <w:t>After scanning, click "Analyze Surfaces" to run RANSAC-based detection:</w:t>
+        <w:br/>
+        <w:br/>
+        <w:t>- Floor: Horizontal plane detection (normal near vertical)</w:t>
+        <w:br/>
+        <w:t>- Walls: Vertical planes along stage boundaries</w:t>
+        <w:br/>
+        <w:t>- Obstacles: Clustered points that don't belong to floor or walls (pillars, furniture)</w:t>
+        <w:br/>
+        <w:br/>
+        <w:t>Detected surfaces are used by the calibration system to predict where beams land and by the structured-light refinement to verify 3D accuracy.</w:t>
+      </w:r>
+    </w:p>
+    <w:p>
+      <w:pPr>
+        <w:pStyle w:val="Heading2"/>
+      </w:pPr>
+      <w:r>
+        <w:t>CV Engine</w:t>
+      </w:r>
+    </w:p>
+    <w:p>
+      <w:r>
+        <w:t>All computer vision processing runs on the orchestrator PC, not the camera hardware. The CV Engine wraps three model pipelines:</w:t>
+        <w:br/>
+        <w:br/>
+        <w:t>- Beam Detection: Fast color-filtered bright spot detection (&lt;100ms)</w:t>
+        <w:br/>
+        <w:t>- Depth Estimation: Depth-Anything-V2 monocular depth (1-2s on x86)</w:t>
+        <w:br/>
+        <w:t>- Object Detection: YOLOv8n for person/object detection (100-200ms)</w:t>
+        <w:br/>
+        <w:br/>
+        <w:t>Camera nodes only provide JPEG snapshots. This means any camera works — even a Raspberry Pi 3 that can't run ONNX models locally.</w:t>
+      </w:r>
+    </w:p>
+    <w:p>
+      <w:pPr>
+        <w:jc w:val="center"/>
+      </w:pPr>
+      <w:r>
+        <w:drawing>
+          <wp:inline xmlns:a="http://schemas.openxmlformats.org/drawingml/2006/main" xmlns:pic="http://schemas.openxmlformats.org/drawingml/2006/picture">
+            <wp:extent cx="5486400" cy="3429000"/>
+            <wp:docPr id="19" name="Picture 19"/>
+            <wp:cNvGraphicFramePr>
+              <a:graphicFrameLocks noChangeAspect="1"/>
+            </wp:cNvGraphicFramePr>
+            <a:graphic>
+              <a:graphicData uri="http://schemas.openxmlformats.org/drawingml/2006/picture">
+                <pic:pic>
+                  <pic:nvPicPr>
+                    <pic:cNvPr id="0" name="spa-settings-cameras.png"/>
+                    <pic:cNvPicPr/>
+                  </pic:nvPicPr>
+                  <pic:blipFill>
+                    <a:blip r:embed="rId26"/>
+                    <a:stretch>
+                      <a:fillRect/>
+                    </a:stretch>
+                  </pic:blipFill>
+                  <pic:spPr>
+                    <a:xfrm>
+                      <a:off x="0" y="0"/>
+                      <a:ext cx="5486400" cy="3429000"/>
+                    </a:xfrm>
+                    <a:prstGeom prst="rect"/>
+                  </pic:spPr>
+                </pic:pic>
+              </a:graphicData>
+            </a:graphic>
+          </wp:inline>
+        </w:drawing>
+      </w:r>
+    </w:p>
+    <w:p>
+      <w:pPr>
+        <w:jc w:val="center"/>
+      </w:pPr>
+      <w:r>
+        <w:rPr>
+          <w:i/>
+          <w:color w:val="64748B"/>
+          <w:sz w:val="18"/>
+        </w:rPr>
+        <w:t>CV Engine status — model loading state in Settings</w:t>
+      </w:r>
+    </w:p>
+    <w:p>
+      <w:r>
+        <w:br w:type="page"/>
+      </w:r>
+    </w:p>
+    <w:p>
+      <w:pPr>
+        <w:pStyle w:val="Heading1"/>
+      </w:pPr>
+      <w:r>
+        <w:t>12. Stereo 3D &amp; Light Mapping</w:t>
+      </w:r>
+    </w:p>
+    <w:p>
+      <w:pPr>
+        <w:pStyle w:val="Heading2"/>
+      </w:pPr>
+      <w:r>
+        <w:t>Stereo Triangulation</w:t>
+      </w:r>
+    </w:p>
+    <w:p>
+      <w:r>
+        <w:t>With 2+ calibrated cameras, the stereo engine triangulates 3D points from pixel observations. Each camera converts a pixel to a 3D ray; the intersection of rays from different cameras gives the 3D position in stage mm.</w:t>
+        <w:br/>
+        <w:br/>
+        <w:t>Use cases:</w:t>
+        <w:br/>
+        <w:t>- Verify fixture positions by observing them from multiple cameras</w:t>
+        <w:br/>
+        <w:t>- Track moving objects (people) in 3D</w:t>
+        <w:br/>
+        <w:t>- Cross-validate depth estimation against triangulated ground truth</w:t>
+        <w:br/>
+        <w:br/>
+        <w:t>Accuracy depends on camera baseline (distance between cameras) and calibration quality. Typical error: 20-100mm at 3-5m distance with 60° FOV cameras.</w:t>
+      </w:r>
+    </w:p>
+    <w:p>
+      <w:pPr>
+        <w:pStyle w:val="Heading2"/>
+      </w:pPr>
+      <w:r>
+        <w:t>Per-Fixture Light Maps</w:t>
+      </w:r>
+    </w:p>
+    <w:p>
+      <w:r>
+        <w:t>A light map records where each moving head's beam lands at every pan/tilt position in real stage coordinates.</w:t>
+        <w:br/>
+        <w:br/>
+        <w:t>Step-by-step:</w:t>
+        <w:br/>
+        <w:t>1. Calibrate the fixture (mover calibration wizard)</w:t>
+        <w:br/>
+        <w:t>2. Click "Build Light Map" on the fixture</w:t>
+        <w:br/>
+        <w:t>3. The system sweeps the beam across the visible area in a grid pattern</w:t>
+        <w:br/>
+        <w:t>4. At each position: detect beam pixel, convert to stage mm via homography</w:t>
+        <w:br/>
+        <w:t>5. Result: (pan, tilt) → (stageX, stageY, stageZ) lookup table</w:t>
+        <w:br/>
+        <w:br/>
+        <w:t>Inverse lookup: given a target position on stage, find the exact pan/tilt to aim there. Uses inverse-distance weighted interpolation of the 4 nearest samples.</w:t>
+      </w:r>
+    </w:p>
+    <w:p>
+      <w:pPr>
+        <w:pStyle w:val="Heading2"/>
+      </w:pPr>
+      <w:r>
+        <w:t>Beam-as-Structured-Light</w:t>
+      </w:r>
+    </w:p>
+    <w:p>
+      <w:r>
+        <w:t>During calibration sweeps, each beam position that hits a surface provides a definite 3D contact point. These points refine the environment model:</w:t>
+        <w:br/>
+        <w:br/>
+        <w:t>- Floor height correction: Beam contacts adjust the detected floor Z value</w:t>
+        <w:br/>
+        <w:t>- Wall boundary extension: Contacts outside known wall boundaries expand the model</w:t>
+        <w:br/>
+        <w:t>- Surface verification: Predicted ray-surface intersections are compared with observed positions</w:t>
+        <w:br/>
+        <w:br/>
+        <w:t>This is more accurate than depth estimation alone because the beam position is precise (bright centroid) and the ray direction is known (from pan/tilt geometry).</w:t>
+      </w:r>
+    </w:p>
+    <w:p>
+      <w:r>
+        <w:br w:type="page"/>
+      </w:r>
+    </w:p>
+    <w:p>
+      <w:pPr>
+        <w:pStyle w:val="Heading1"/>
+      </w:pPr>
+      <w:r>
+        <w:t>13. Project Files</w:t>
+      </w:r>
+    </w:p>
+    <w:p>
+      <w:pPr>
+        <w:pStyle w:val="Heading2"/>
+      </w:pPr>
+      <w:r>
+        <w:t>Export</w:t>
+      </w:r>
+    </w:p>
+    <w:p>
+      <w:r>
+        <w:t>File &gt; Export saves your entire project as a .slyshow file containing:</w:t>
+        <w:br/>
+        <w:br/>
+        <w:t>- All fixtures, children, layout positions, and stage dimensions</w:t>
+        <w:br/>
+        <w:t>- Actions, spatial effects, timelines, and show playlist</w:t>
+        <w:br/>
+        <w:t>- DMX settings, fixture profiles, and calibration data</w:t>
+        <w:br/>
+        <w:t>- Camera calibrations (intrinsics, stage maps, mover grids)</w:t>
+        <w:br/>
+        <w:t>- Point cloud (gzip-compressed for portability)</w:t>
+        <w:br/>
+        <w:t>- Light maps (per-fixture pan/tilt-to-stage lookup tables)</w:t>
+        <w:br/>
+        <w:br/>
+        <w:t>The project file uses schema version 2. Files from older versions (v1) import successfully — new spatial fields default to empty.</w:t>
+      </w:r>
+    </w:p>
+    <w:p>
+      <w:pPr>
+        <w:pStyle w:val="Heading2"/>
+      </w:pPr>
+      <w:r>
+        <w:t>Import</w:t>
+      </w:r>
+    </w:p>
+    <w:p>
+      <w:r>
+        <w:t>File &gt; Import loads a .slyshow file, replacing all current state:</w:t>
+        <w:br/>
+        <w:br/>
+        <w:t>1. All playback is stopped</w:t>
+        <w:br/>
+        <w:t>2. Fixtures, actions, timelines, and objects are restored</w:t>
+        <w:br/>
+        <w:t>3. Calibration data (homographies, grids, light maps) is restored</w:t>
+        <w:br/>
+        <w:t>4. Point cloud is decompressed and loaded into the 3D viewport</w:t>
+        <w:br/>
+        <w:t>5. Camera SSH passwords must be re-entered (not portable between machines)</w:t>
+        <w:br/>
+        <w:br/>
+        <w:t>This enables a workflow where a designer builds the show on their laptop, exports the project, and a runtime operator loads it on the show PC — all spatial data transfers automatically.</w:t>
+      </w:r>
+    </w:p>
+    <w:p>
+      <w:pPr>
+        <w:pStyle w:val="Heading2"/>
+      </w:pPr>
+      <w:r>
+        <w:t>Spatial Data in Projects</w:t>
+      </w:r>
+    </w:p>
+    <w:p>
+      <w:r>
+        <w:t>Point clouds can be 10,000-20,000 points (1-3 MB uncompressed). The export pipeline gzip-compresses the point array to ~200-500 KB. On import, the compressed data is automatically decompressed and loaded.</w:t>
+        <w:br/>
+        <w:br/>
+        <w:t>Light maps (typically 200-300 samples per fixture) are stored alongside mover calibration data.</w:t>
+      </w:r>
+    </w:p>
+    <w:p>
+      <w:r>
+        <w:br w:type="page"/>
+      </w:r>
+    </w:p>
+    <w:p>
+      <w:pPr>
+        <w:pStyle w:val="Heading1"/>
+      </w:pPr>
+      <w:r>
+        <w:t>14. System Limits</w:t>
       </w:r>
     </w:p>
     <w:tbl>
@@ -3204,7 +3725,7 @@
         <w:pStyle w:val="Heading1"/>
       </w:pPr>
       <w:r>
-        <w:t>11. Troubleshooting</w:t>
+        <w:t>15. Troubleshooting</w:t>
       </w:r>
     </w:p>
     <w:p>
@@ -3308,7 +3829,7 @@
         <w:pStyle w:val="Heading1"/>
       </w:pPr>
       <w:r>
-        <w:t>12. API Quick Reference</w:t>
+        <w:t>16. API Quick Reference</w:t>
       </w:r>
     </w:p>
     <w:p>
@@ -4112,6 +4633,707 @@
       </w:tr>
     </w:tbl>
     <w:p/>
+    <w:p>
+      <w:pPr>
+        <w:pStyle w:val="Heading2"/>
+      </w:pPr>
+      <w:r>
+        <w:t>Calibration</w:t>
+      </w:r>
+    </w:p>
+    <w:tbl>
+      <w:tblPr>
+        <w:tblStyle w:val="LightGrid-Accent1"/>
+        <w:tblW w:type="auto" w:w="0"/>
+        <w:jc w:val="center"/>
+        <w:tblLook w:firstColumn="1" w:firstRow="1" w:lastColumn="0" w:lastRow="0" w:noHBand="0" w:noVBand="1" w:val="04A0"/>
+      </w:tblPr>
+      <w:tblGrid>
+        <w:gridCol w:w="2880"/>
+        <w:gridCol w:w="2880"/>
+        <w:gridCol w:w="2880"/>
+      </w:tblGrid>
+      <w:tr>
+        <w:tc>
+          <w:tcPr>
+            <w:tcW w:type="dxa" w:w="2880"/>
+          </w:tcPr>
+          <w:p>
+            <w:r>
+              <w:rPr>
+                <w:b/>
+              </w:rPr>
+              <w:t>Method</w:t>
+            </w:r>
+          </w:p>
+        </w:tc>
+        <w:tc>
+          <w:tcPr>
+            <w:tcW w:type="dxa" w:w="2880"/>
+          </w:tcPr>
+          <w:p>
+            <w:r>
+              <w:rPr>
+                <w:b/>
+              </w:rPr>
+              <w:t>Endpoint</w:t>
+            </w:r>
+          </w:p>
+        </w:tc>
+        <w:tc>
+          <w:tcPr>
+            <w:tcW w:type="dxa" w:w="2880"/>
+          </w:tcPr>
+          <w:p>
+            <w:r>
+              <w:rPr>
+                <w:b/>
+              </w:rPr>
+              <w:t>Description</w:t>
+            </w:r>
+          </w:p>
+        </w:tc>
+      </w:tr>
+      <w:tr>
+        <w:tc>
+          <w:tcPr>
+            <w:tcW w:type="dxa" w:w="2880"/>
+          </w:tcPr>
+          <w:p>
+            <w:r>
+              <w:t>POST</w:t>
+            </w:r>
+          </w:p>
+        </w:tc>
+        <w:tc>
+          <w:tcPr>
+            <w:tcW w:type="dxa" w:w="2880"/>
+          </w:tcPr>
+          <w:p>
+            <w:r>
+              <w:t>/api/cameras/:id/aruco/capture</w:t>
+            </w:r>
+          </w:p>
+        </w:tc>
+        <w:tc>
+          <w:tcPr>
+            <w:tcW w:type="dxa" w:w="2880"/>
+          </w:tcPr>
+          <w:p>
+            <w:r>
+              <w:t>Capture ArUco frame</w:t>
+            </w:r>
+          </w:p>
+        </w:tc>
+      </w:tr>
+      <w:tr>
+        <w:tc>
+          <w:tcPr>
+            <w:tcW w:type="dxa" w:w="2880"/>
+          </w:tcPr>
+          <w:p>
+            <w:r>
+              <w:t>POST</w:t>
+            </w:r>
+          </w:p>
+        </w:tc>
+        <w:tc>
+          <w:tcPr>
+            <w:tcW w:type="dxa" w:w="2880"/>
+          </w:tcPr>
+          <w:p>
+            <w:r>
+              <w:t>/api/cameras/:id/aruco/compute</w:t>
+            </w:r>
+          </w:p>
+        </w:tc>
+        <w:tc>
+          <w:tcPr>
+            <w:tcW w:type="dxa" w:w="2880"/>
+          </w:tcPr>
+          <w:p>
+            <w:r>
+              <w:t>Compute intrinsics</w:t>
+            </w:r>
+          </w:p>
+        </w:tc>
+      </w:tr>
+      <w:tr>
+        <w:tc>
+          <w:tcPr>
+            <w:tcW w:type="dxa" w:w="2880"/>
+          </w:tcPr>
+          <w:p>
+            <w:r>
+              <w:t>POST</w:t>
+            </w:r>
+          </w:p>
+        </w:tc>
+        <w:tc>
+          <w:tcPr>
+            <w:tcW w:type="dxa" w:w="2880"/>
+          </w:tcPr>
+          <w:p>
+            <w:r>
+              <w:t>/api/cameras/:id/stage-map</w:t>
+            </w:r>
+          </w:p>
+        </w:tc>
+        <w:tc>
+          <w:tcPr>
+            <w:tcW w:type="dxa" w:w="2880"/>
+          </w:tcPr>
+          <w:p>
+            <w:r>
+              <w:t>Compute camera pose</w:t>
+            </w:r>
+          </w:p>
+        </w:tc>
+      </w:tr>
+      <w:tr>
+        <w:tc>
+          <w:tcPr>
+            <w:tcW w:type="dxa" w:w="2880"/>
+          </w:tcPr>
+          <w:p>
+            <w:r>
+              <w:t>POST</w:t>
+            </w:r>
+          </w:p>
+        </w:tc>
+        <w:tc>
+          <w:tcPr>
+            <w:tcW w:type="dxa" w:w="2880"/>
+          </w:tcPr>
+          <w:p>
+            <w:r>
+              <w:t>/api/calibration/mover/:id/start</w:t>
+            </w:r>
+          </w:p>
+        </w:tc>
+        <w:tc>
+          <w:tcPr>
+            <w:tcW w:type="dxa" w:w="2880"/>
+          </w:tcPr>
+          <w:p>
+            <w:r>
+              <w:t>Start mover calibration</w:t>
+            </w:r>
+          </w:p>
+        </w:tc>
+      </w:tr>
+      <w:tr>
+        <w:tc>
+          <w:tcPr>
+            <w:tcW w:type="dxa" w:w="2880"/>
+          </w:tcPr>
+          <w:p>
+            <w:r>
+              <w:t>GET</w:t>
+            </w:r>
+          </w:p>
+        </w:tc>
+        <w:tc>
+          <w:tcPr>
+            <w:tcW w:type="dxa" w:w="2880"/>
+          </w:tcPr>
+          <w:p>
+            <w:r>
+              <w:t>/api/calibration/mover/:id/status</w:t>
+            </w:r>
+          </w:p>
+        </w:tc>
+        <w:tc>
+          <w:tcPr>
+            <w:tcW w:type="dxa" w:w="2880"/>
+          </w:tcPr>
+          <w:p>
+            <w:r>
+              <w:t>Poll calibration progress</w:t>
+            </w:r>
+          </w:p>
+        </w:tc>
+      </w:tr>
+      <w:tr>
+        <w:tc>
+          <w:tcPr>
+            <w:tcW w:type="dxa" w:w="2880"/>
+          </w:tcPr>
+          <w:p>
+            <w:r>
+              <w:t>POST</w:t>
+            </w:r>
+          </w:p>
+        </w:tc>
+        <w:tc>
+          <w:tcPr>
+            <w:tcW w:type="dxa" w:w="2880"/>
+          </w:tcPr>
+          <w:p>
+            <w:r>
+              <w:t>/api/calibration/stereo/calibrate</w:t>
+            </w:r>
+          </w:p>
+        </w:tc>
+        <w:tc>
+          <w:tcPr>
+            <w:tcW w:type="dxa" w:w="2880"/>
+          </w:tcPr>
+          <w:p>
+            <w:r>
+              <w:t>Build stereo engine</w:t>
+            </w:r>
+          </w:p>
+        </w:tc>
+      </w:tr>
+      <w:tr>
+        <w:tc>
+          <w:tcPr>
+            <w:tcW w:type="dxa" w:w="2880"/>
+          </w:tcPr>
+          <w:p>
+            <w:r>
+              <w:t>POST</w:t>
+            </w:r>
+          </w:p>
+        </w:tc>
+        <w:tc>
+          <w:tcPr>
+            <w:tcW w:type="dxa" w:w="2880"/>
+          </w:tcPr>
+          <w:p>
+            <w:r>
+              <w:t>/api/calibration/stereo/triangulate</w:t>
+            </w:r>
+          </w:p>
+        </w:tc>
+        <w:tc>
+          <w:tcPr>
+            <w:tcW w:type="dxa" w:w="2880"/>
+          </w:tcPr>
+          <w:p>
+            <w:r>
+              <w:t>Triangulate 3D point</w:t>
+            </w:r>
+          </w:p>
+        </w:tc>
+      </w:tr>
+    </w:tbl>
+    <w:p/>
+    <w:p>
+      <w:pPr>
+        <w:pStyle w:val="Heading2"/>
+      </w:pPr>
+      <w:r>
+        <w:t>CV Engine</w:t>
+      </w:r>
+    </w:p>
+    <w:tbl>
+      <w:tblPr>
+        <w:tblStyle w:val="LightGrid-Accent1"/>
+        <w:tblW w:type="auto" w:w="0"/>
+        <w:jc w:val="center"/>
+        <w:tblLook w:firstColumn="1" w:firstRow="1" w:lastColumn="0" w:lastRow="0" w:noHBand="0" w:noVBand="1" w:val="04A0"/>
+      </w:tblPr>
+      <w:tblGrid>
+        <w:gridCol w:w="2880"/>
+        <w:gridCol w:w="2880"/>
+        <w:gridCol w:w="2880"/>
+      </w:tblGrid>
+      <w:tr>
+        <w:tc>
+          <w:tcPr>
+            <w:tcW w:type="dxa" w:w="2880"/>
+          </w:tcPr>
+          <w:p>
+            <w:r>
+              <w:rPr>
+                <w:b/>
+              </w:rPr>
+              <w:t>Method</w:t>
+            </w:r>
+          </w:p>
+        </w:tc>
+        <w:tc>
+          <w:tcPr>
+            <w:tcW w:type="dxa" w:w="2880"/>
+          </w:tcPr>
+          <w:p>
+            <w:r>
+              <w:rPr>
+                <w:b/>
+              </w:rPr>
+              <w:t>Endpoint</w:t>
+            </w:r>
+          </w:p>
+        </w:tc>
+        <w:tc>
+          <w:tcPr>
+            <w:tcW w:type="dxa" w:w="2880"/>
+          </w:tcPr>
+          <w:p>
+            <w:r>
+              <w:rPr>
+                <w:b/>
+              </w:rPr>
+              <w:t>Description</w:t>
+            </w:r>
+          </w:p>
+        </w:tc>
+      </w:tr>
+      <w:tr>
+        <w:tc>
+          <w:tcPr>
+            <w:tcW w:type="dxa" w:w="2880"/>
+          </w:tcPr>
+          <w:p>
+            <w:r>
+              <w:t>GET</w:t>
+            </w:r>
+          </w:p>
+        </w:tc>
+        <w:tc>
+          <w:tcPr>
+            <w:tcW w:type="dxa" w:w="2880"/>
+          </w:tcPr>
+          <w:p>
+            <w:r>
+              <w:t>/api/cv/status</w:t>
+            </w:r>
+          </w:p>
+        </w:tc>
+        <w:tc>
+          <w:tcPr>
+            <w:tcW w:type="dxa" w:w="2880"/>
+          </w:tcPr>
+          <w:p>
+            <w:r>
+              <w:t>Model loading status</w:t>
+            </w:r>
+          </w:p>
+        </w:tc>
+      </w:tr>
+      <w:tr>
+        <w:tc>
+          <w:tcPr>
+            <w:tcW w:type="dxa" w:w="2880"/>
+          </w:tcPr>
+          <w:p>
+            <w:r>
+              <w:t>POST</w:t>
+            </w:r>
+          </w:p>
+        </w:tc>
+        <w:tc>
+          <w:tcPr>
+            <w:tcW w:type="dxa" w:w="2880"/>
+          </w:tcPr>
+          <w:p>
+            <w:r>
+              <w:t>/api/cameras/:id/detect</w:t>
+            </w:r>
+          </w:p>
+        </w:tc>
+        <w:tc>
+          <w:tcPr>
+            <w:tcW w:type="dxa" w:w="2880"/>
+          </w:tcPr>
+          <w:p>
+            <w:r>
+              <w:t>Object detection (local)</w:t>
+            </w:r>
+          </w:p>
+        </w:tc>
+      </w:tr>
+      <w:tr>
+        <w:tc>
+          <w:tcPr>
+            <w:tcW w:type="dxa" w:w="2880"/>
+          </w:tcPr>
+          <w:p>
+            <w:r>
+              <w:t>POST</w:t>
+            </w:r>
+          </w:p>
+        </w:tc>
+        <w:tc>
+          <w:tcPr>
+            <w:tcW w:type="dxa" w:w="2880"/>
+          </w:tcPr>
+          <w:p>
+            <w:r>
+              <w:t>/api/cameras/:id/depth</w:t>
+            </w:r>
+          </w:p>
+        </w:tc>
+        <w:tc>
+          <w:tcPr>
+            <w:tcW w:type="dxa" w:w="2880"/>
+          </w:tcPr>
+          <w:p>
+            <w:r>
+              <w:t>Depth estimation (local)</w:t>
+            </w:r>
+          </w:p>
+        </w:tc>
+      </w:tr>
+      <w:tr>
+        <w:tc>
+          <w:tcPr>
+            <w:tcW w:type="dxa" w:w="2880"/>
+          </w:tcPr>
+          <w:p>
+            <w:r>
+              <w:t>POST</w:t>
+            </w:r>
+          </w:p>
+        </w:tc>
+        <w:tc>
+          <w:tcPr>
+            <w:tcW w:type="dxa" w:w="2880"/>
+          </w:tcPr>
+          <w:p>
+            <w:r>
+              <w:t>/api/cameras/:id/beam-detect</w:t>
+            </w:r>
+          </w:p>
+        </w:tc>
+        <w:tc>
+          <w:tcPr>
+            <w:tcW w:type="dxa" w:w="2880"/>
+          </w:tcPr>
+          <w:p>
+            <w:r>
+              <w:t>Beam detection (local)</w:t>
+            </w:r>
+          </w:p>
+        </w:tc>
+      </w:tr>
+    </w:tbl>
+    <w:p/>
+    <w:p>
+      <w:pPr>
+        <w:pStyle w:val="Heading2"/>
+      </w:pPr>
+      <w:r>
+        <w:t>Space</w:t>
+      </w:r>
+    </w:p>
+    <w:tbl>
+      <w:tblPr>
+        <w:tblStyle w:val="LightGrid-Accent1"/>
+        <w:tblW w:type="auto" w:w="0"/>
+        <w:jc w:val="center"/>
+        <w:tblLook w:firstColumn="1" w:firstRow="1" w:lastColumn="0" w:lastRow="0" w:noHBand="0" w:noVBand="1" w:val="04A0"/>
+      </w:tblPr>
+      <w:tblGrid>
+        <w:gridCol w:w="2880"/>
+        <w:gridCol w:w="2880"/>
+        <w:gridCol w:w="2880"/>
+      </w:tblGrid>
+      <w:tr>
+        <w:tc>
+          <w:tcPr>
+            <w:tcW w:type="dxa" w:w="2880"/>
+          </w:tcPr>
+          <w:p>
+            <w:r>
+              <w:rPr>
+                <w:b/>
+              </w:rPr>
+              <w:t>Method</w:t>
+            </w:r>
+          </w:p>
+        </w:tc>
+        <w:tc>
+          <w:tcPr>
+            <w:tcW w:type="dxa" w:w="2880"/>
+          </w:tcPr>
+          <w:p>
+            <w:r>
+              <w:rPr>
+                <w:b/>
+              </w:rPr>
+              <w:t>Endpoint</w:t>
+            </w:r>
+          </w:p>
+        </w:tc>
+        <w:tc>
+          <w:tcPr>
+            <w:tcW w:type="dxa" w:w="2880"/>
+          </w:tcPr>
+          <w:p>
+            <w:r>
+              <w:rPr>
+                <w:b/>
+              </w:rPr>
+              <w:t>Description</w:t>
+            </w:r>
+          </w:p>
+        </w:tc>
+      </w:tr>
+      <w:tr>
+        <w:tc>
+          <w:tcPr>
+            <w:tcW w:type="dxa" w:w="2880"/>
+          </w:tcPr>
+          <w:p>
+            <w:r>
+              <w:t>POST</w:t>
+            </w:r>
+          </w:p>
+        </w:tc>
+        <w:tc>
+          <w:tcPr>
+            <w:tcW w:type="dxa" w:w="2880"/>
+          </w:tcPr>
+          <w:p>
+            <w:r>
+              <w:t>/api/space/scan</w:t>
+            </w:r>
+          </w:p>
+        </w:tc>
+        <w:tc>
+          <w:tcPr>
+            <w:tcW w:type="dxa" w:w="2880"/>
+          </w:tcPr>
+          <w:p>
+            <w:r>
+              <w:t>Start point cloud scan</w:t>
+            </w:r>
+          </w:p>
+        </w:tc>
+      </w:tr>
+      <w:tr>
+        <w:tc>
+          <w:tcPr>
+            <w:tcW w:type="dxa" w:w="2880"/>
+          </w:tcPr>
+          <w:p>
+            <w:r>
+              <w:t>GET</w:t>
+            </w:r>
+          </w:p>
+        </w:tc>
+        <w:tc>
+          <w:tcPr>
+            <w:tcW w:type="dxa" w:w="2880"/>
+          </w:tcPr>
+          <w:p>
+            <w:r>
+              <w:t>/api/space</w:t>
+            </w:r>
+          </w:p>
+        </w:tc>
+        <w:tc>
+          <w:tcPr>
+            <w:tcW w:type="dxa" w:w="2880"/>
+          </w:tcPr>
+          <w:p>
+            <w:r>
+              <w:t>Get point cloud</w:t>
+            </w:r>
+          </w:p>
+        </w:tc>
+      </w:tr>
+      <w:tr>
+        <w:tc>
+          <w:tcPr>
+            <w:tcW w:type="dxa" w:w="2880"/>
+          </w:tcPr>
+          <w:p>
+            <w:r>
+              <w:t>POST</w:t>
+            </w:r>
+          </w:p>
+        </w:tc>
+        <w:tc>
+          <w:tcPr>
+            <w:tcW w:type="dxa" w:w="2880"/>
+          </w:tcPr>
+          <w:p>
+            <w:r>
+              <w:t>/api/space/analyze</w:t>
+            </w:r>
+          </w:p>
+        </w:tc>
+        <w:tc>
+          <w:tcPr>
+            <w:tcW w:type="dxa" w:w="2880"/>
+          </w:tcPr>
+          <w:p>
+            <w:r>
+              <w:t>Detect surfaces</w:t>
+            </w:r>
+          </w:p>
+        </w:tc>
+      </w:tr>
+      <w:tr>
+        <w:tc>
+          <w:tcPr>
+            <w:tcW w:type="dxa" w:w="2880"/>
+          </w:tcPr>
+          <w:p>
+            <w:r>
+              <w:t>GET</w:t>
+            </w:r>
+          </w:p>
+        </w:tc>
+        <w:tc>
+          <w:tcPr>
+            <w:tcW w:type="dxa" w:w="2880"/>
+          </w:tcPr>
+          <w:p>
+            <w:r>
+              <w:t>/api/project/export</w:t>
+            </w:r>
+          </w:p>
+        </w:tc>
+        <w:tc>
+          <w:tcPr>
+            <w:tcW w:type="dxa" w:w="2880"/>
+          </w:tcPr>
+          <w:p>
+            <w:r>
+              <w:t>Export project (with spatial data)</w:t>
+            </w:r>
+          </w:p>
+        </w:tc>
+      </w:tr>
+      <w:tr>
+        <w:tc>
+          <w:tcPr>
+            <w:tcW w:type="dxa" w:w="2880"/>
+          </w:tcPr>
+          <w:p>
+            <w:r>
+              <w:t>POST</w:t>
+            </w:r>
+          </w:p>
+        </w:tc>
+        <w:tc>
+          <w:tcPr>
+            <w:tcW w:type="dxa" w:w="2880"/>
+          </w:tcPr>
+          <w:p>
+            <w:r>
+              <w:t>/api/project/import</w:t>
+            </w:r>
+          </w:p>
+        </w:tc>
+        <w:tc>
+          <w:tcPr>
+            <w:tcW w:type="dxa" w:w="2880"/>
+          </w:tcPr>
+          <w:p>
+            <w:r>
+              <w:t>Import project</w:t>
+            </w:r>
+          </w:p>
+        </w:tc>
+      </w:tr>
+    </w:tbl>
+    <w:p/>
     <w:sectPr>
       <w:pgSz w:w="12240" w:h="15840"/>
       <w:pgMar w:top="1440" w:right="1800" w:bottom="1440" w:left="1800" w:header="720" w:footer="720" w:gutter="0"/>

--- a/docs/SlyLED_User_Manual.docx
+++ b/docs/SlyLED_User_Manual.docx
@@ -231,7 +231,15 @@
         <w:pStyle w:val="ListNumber"/>
       </w:pPr>
       <w:r>
-        <w:t>16. API Quick Reference</w:t>
+        <w:t>16. Examples</w:t>
+      </w:r>
+    </w:p>
+    <w:p>
+      <w:pPr>
+        <w:pStyle w:val="ListNumber"/>
+      </w:pPr>
+      <w:r>
+        <w:t>17. API Quick Reference</w:t>
       </w:r>
     </w:p>
     <w:p>
@@ -853,11 +861,11 @@
               <a:graphicData uri="http://schemas.openxmlformats.org/drawingml/2006/picture">
                 <pic:pic>
                   <pic:nvPicPr>
-                    <pic:cNvPr id="0" name="spa-setup-add-dmx.png"/>
+                    <pic:cNvPr id="0" name="spa-setup-add-led.png"/>
                     <pic:cNvPicPr/>
                   </pic:nvPicPr>
                   <pic:blipFill>
-                    <a:blip r:embed="rId15"/>
+                    <a:blip r:embed="rId14"/>
                     <a:stretch>
                       <a:fillRect/>
                     </a:stretch>
@@ -932,7 +940,7 @@
                     <pic:cNvPicPr/>
                   </pic:nvPicPr>
                   <pic:blipFill>
-                    <a:blip r:embed="rId16"/>
+                    <a:blip r:embed="rId15"/>
                     <a:stretch>
                       <a:fillRect/>
                     </a:stretch>
@@ -1192,7 +1200,7 @@
                     <pic:cNvPicPr/>
                   </pic:nvPicPr>
                   <pic:blipFill>
-                    <a:blip r:embed="rId17"/>
+                    <a:blip r:embed="rId16"/>
                     <a:stretch>
                       <a:fillRect/>
                     </a:stretch>
@@ -1655,7 +1663,7 @@
                     <pic:cNvPicPr/>
                   </pic:nvPicPr>
                   <pic:blipFill>
-                    <a:blip r:embed="rId18"/>
+                    <a:blip r:embed="rId17"/>
                     <a:stretch>
                       <a:fillRect/>
                     </a:stretch>
@@ -2354,6 +2362,71 @@
                     <pic:cNvPicPr/>
                   </pic:nvPicPr>
                   <pic:blipFill>
+                    <a:blip r:embed="rId18"/>
+                    <a:stretch>
+                      <a:fillRect/>
+                    </a:stretch>
+                  </pic:blipFill>
+                  <pic:spPr>
+                    <a:xfrm>
+                      <a:off x="0" y="0"/>
+                      <a:ext cx="5486400" cy="3429000"/>
+                    </a:xfrm>
+                    <a:prstGeom prst="rect"/>
+                  </pic:spPr>
+                </pic:pic>
+              </a:graphicData>
+            </a:graphic>
+          </wp:inline>
+        </w:drawing>
+      </w:r>
+    </w:p>
+    <w:p>
+      <w:pPr>
+        <w:jc w:val="center"/>
+      </w:pPr>
+      <w:r>
+        <w:rPr>
+          <w:i/>
+          <w:color w:val="64748B"/>
+          <w:sz w:val="18"/>
+        </w:rPr>
+        <w:t>Fixture Profile Library — 12 built-in profiles</w:t>
+      </w:r>
+    </w:p>
+    <w:p>
+      <w:pPr>
+        <w:pStyle w:val="Heading2"/>
+      </w:pPr>
+      <w:r>
+        <w:t>Viewing a Profile</w:t>
+      </w:r>
+    </w:p>
+    <w:p>
+      <w:r>
+        <w:t>Click View on any profile to see the full channel table with capabilities. Moving head profiles show pan/tilt ranges, beam width, and color mode.</w:t>
+      </w:r>
+    </w:p>
+    <w:p>
+      <w:pPr>
+        <w:jc w:val="center"/>
+      </w:pPr>
+      <w:r>
+        <w:drawing>
+          <wp:inline xmlns:a="http://schemas.openxmlformats.org/drawingml/2006/main" xmlns:pic="http://schemas.openxmlformats.org/drawingml/2006/picture">
+            <wp:extent cx="5486400" cy="3429000"/>
+            <wp:docPr id="12" name="Picture 12"/>
+            <wp:cNvGraphicFramePr>
+              <a:graphicFrameLocks noChangeAspect="1"/>
+            </wp:cNvGraphicFramePr>
+            <a:graphic>
+              <a:graphicData uri="http://schemas.openxmlformats.org/drawingml/2006/picture">
+                <pic:pic>
+                  <pic:nvPicPr>
+                    <pic:cNvPr id="0" name="spa-settings-profile-view.png"/>
+                    <pic:cNvPicPr/>
+                  </pic:nvPicPr>
+                  <pic:blipFill>
                     <a:blip r:embed="rId19"/>
                     <a:stretch>
                       <a:fillRect/>
@@ -2383,7 +2456,7 @@
           <w:color w:val="64748B"/>
           <w:sz w:val="18"/>
         </w:rPr>
-        <w:t>Fixture Profile Library — 12 built-in profiles</w:t>
+        <w:t>Moving Head 16-bit profile with 13 channels and capability ranges</w:t>
       </w:r>
     </w:p>
     <w:p>
@@ -2391,12 +2464,12 @@
         <w:pStyle w:val="Heading2"/>
       </w:pPr>
       <w:r>
-        <w:t>Viewing a Profile</w:t>
+        <w:t>Creating Custom Profiles</w:t>
       </w:r>
     </w:p>
     <w:p>
       <w:r>
-        <w:t>Click View on any profile to see the full channel table with capabilities. Moving head profiles show pan/tilt ranges, beam width, and color mode.</w:t>
+        <w:t>Click "New Profile" to open the editor. Define channels with type, name, bits (8/16), and capability ranges. Click the capabilities button on each channel to define what DMX value ranges do (e.g., gobo positions, strobe speeds, color wheel slots).</w:t>
       </w:r>
     </w:p>
     <w:p>
@@ -2407,7 +2480,7 @@
         <w:drawing>
           <wp:inline xmlns:a="http://schemas.openxmlformats.org/drawingml/2006/main" xmlns:pic="http://schemas.openxmlformats.org/drawingml/2006/picture">
             <wp:extent cx="5486400" cy="3429000"/>
-            <wp:docPr id="12" name="Picture 12"/>
+            <wp:docPr id="13" name="Picture 13"/>
             <wp:cNvGraphicFramePr>
               <a:graphicFrameLocks noChangeAspect="1"/>
             </wp:cNvGraphicFramePr>
@@ -2415,7 +2488,7 @@
               <a:graphicData uri="http://schemas.openxmlformats.org/drawingml/2006/picture">
                 <pic:pic>
                   <pic:nvPicPr>
-                    <pic:cNvPr id="0" name="spa-settings-profile-view.png"/>
+                    <pic:cNvPr id="0" name="spa-settings-profile-editor.png"/>
                     <pic:cNvPicPr/>
                   </pic:nvPicPr>
                   <pic:blipFill>
@@ -2448,20 +2521,7 @@
           <w:color w:val="64748B"/>
           <w:sz w:val="18"/>
         </w:rPr>
-        <w:t>Moving Head 16-bit profile with 13 channels and capability ranges</w:t>
-      </w:r>
-    </w:p>
-    <w:p>
-      <w:pPr>
-        <w:pStyle w:val="Heading2"/>
-      </w:pPr>
-      <w:r>
-        <w:t>Creating Custom Profiles</w:t>
-      </w:r>
-    </w:p>
-    <w:p>
-      <w:r>
-        <w:t>Click "New Profile" to open the editor. Define channels with type, name, bits (8/16), and capability ranges. Click the capabilities button on each channel to define what DMX value ranges do (e.g., gobo positions, strobe speeds, color wheel slots).</w:t>
+        <w:t>Profile editor — channel table with type dropdowns</w:t>
       </w:r>
     </w:p>
     <w:p>
@@ -2472,7 +2532,7 @@
         <w:drawing>
           <wp:inline xmlns:a="http://schemas.openxmlformats.org/drawingml/2006/main" xmlns:pic="http://schemas.openxmlformats.org/drawingml/2006/picture">
             <wp:extent cx="5486400" cy="3429000"/>
-            <wp:docPr id="13" name="Picture 13"/>
+            <wp:docPr id="14" name="Picture 14"/>
             <wp:cNvGraphicFramePr>
               <a:graphicFrameLocks noChangeAspect="1"/>
             </wp:cNvGraphicFramePr>
@@ -2480,7 +2540,7 @@
               <a:graphicData uri="http://schemas.openxmlformats.org/drawingml/2006/picture">
                 <pic:pic>
                   <pic:nvPicPr>
-                    <pic:cNvPr id="0" name="spa-settings-profile-editor.png"/>
+                    <pic:cNvPr id="0" name="workflow-profile-caps.png"/>
                     <pic:cNvPicPr/>
                   </pic:nvPicPr>
                   <pic:blipFill>
@@ -2513,7 +2573,20 @@
           <w:color w:val="64748B"/>
           <w:sz w:val="18"/>
         </w:rPr>
-        <w:t>Profile editor — channel table with type dropdowns</w:t>
+        <w:t>Capability range editor for a channel</w:t>
+      </w:r>
+    </w:p>
+    <w:p>
+      <w:pPr>
+        <w:pStyle w:val="Heading2"/>
+      </w:pPr>
+      <w:r>
+        <w:t>Importing from Open Fixture Library</w:t>
+      </w:r>
+    </w:p>
+    <w:p>
+      <w:r>
+        <w:t>Click "Import OFL" to paste fixture JSON from open-fixture-library.org. The importer converts OFL's capability model to SlyLED format, handling multi-mode fixtures, 16-bit channels, and color detection automatically.</w:t>
       </w:r>
     </w:p>
     <w:p>
@@ -2524,7 +2597,7 @@
         <w:drawing>
           <wp:inline xmlns:a="http://schemas.openxmlformats.org/drawingml/2006/main" xmlns:pic="http://schemas.openxmlformats.org/drawingml/2006/picture">
             <wp:extent cx="5486400" cy="3429000"/>
-            <wp:docPr id="14" name="Picture 14"/>
+            <wp:docPr id="15" name="Picture 15"/>
             <wp:cNvGraphicFramePr>
               <a:graphicFrameLocks noChangeAspect="1"/>
             </wp:cNvGraphicFramePr>
@@ -2532,7 +2605,7 @@
               <a:graphicData uri="http://schemas.openxmlformats.org/drawingml/2006/picture">
                 <pic:pic>
                   <pic:nvPicPr>
-                    <pic:cNvPr id="0" name="workflow-profile-caps.png"/>
+                    <pic:cNvPr id="0" name="spa-settings-ofl-import.png"/>
                     <pic:cNvPicPr/>
                   </pic:nvPicPr>
                   <pic:blipFill>
@@ -2565,71 +2638,6 @@
           <w:color w:val="64748B"/>
           <w:sz w:val="18"/>
         </w:rPr>
-        <w:t>Capability range editor for a channel</w:t>
-      </w:r>
-    </w:p>
-    <w:p>
-      <w:pPr>
-        <w:pStyle w:val="Heading2"/>
-      </w:pPr>
-      <w:r>
-        <w:t>Importing from Open Fixture Library</w:t>
-      </w:r>
-    </w:p>
-    <w:p>
-      <w:r>
-        <w:t>Click "Import OFL" to paste fixture JSON from open-fixture-library.org. The importer converts OFL's capability model to SlyLED format, handling multi-mode fixtures, 16-bit channels, and color detection automatically.</w:t>
-      </w:r>
-    </w:p>
-    <w:p>
-      <w:pPr>
-        <w:jc w:val="center"/>
-      </w:pPr>
-      <w:r>
-        <w:drawing>
-          <wp:inline xmlns:a="http://schemas.openxmlformats.org/drawingml/2006/main" xmlns:pic="http://schemas.openxmlformats.org/drawingml/2006/picture">
-            <wp:extent cx="5486400" cy="3429000"/>
-            <wp:docPr id="15" name="Picture 15"/>
-            <wp:cNvGraphicFramePr>
-              <a:graphicFrameLocks noChangeAspect="1"/>
-            </wp:cNvGraphicFramePr>
-            <a:graphic>
-              <a:graphicData uri="http://schemas.openxmlformats.org/drawingml/2006/picture">
-                <pic:pic>
-                  <pic:nvPicPr>
-                    <pic:cNvPr id="0" name="spa-settings-ofl-import.png"/>
-                    <pic:cNvPicPr/>
-                  </pic:nvPicPr>
-                  <pic:blipFill>
-                    <a:blip r:embed="rId23"/>
-                    <a:stretch>
-                      <a:fillRect/>
-                    </a:stretch>
-                  </pic:blipFill>
-                  <pic:spPr>
-                    <a:xfrm>
-                      <a:off x="0" y="0"/>
-                      <a:ext cx="5486400" cy="3429000"/>
-                    </a:xfrm>
-                    <a:prstGeom prst="rect"/>
-                  </pic:spPr>
-                </pic:pic>
-              </a:graphicData>
-            </a:graphic>
-          </wp:inline>
-        </w:drawing>
-      </w:r>
-    </w:p>
-    <w:p>
-      <w:pPr>
-        <w:jc w:val="center"/>
-      </w:pPr>
-      <w:r>
-        <w:rPr>
-          <w:i/>
-          <w:color w:val="64748B"/>
-          <w:sz w:val="18"/>
-        </w:rPr>
         <w:t>Open Fixture Library import modal</w:t>
       </w:r>
     </w:p>
@@ -2679,7 +2687,7 @@
                     <pic:cNvPicPr/>
                   </pic:nvPicPr>
                   <pic:blipFill>
-                    <a:blip r:embed="rId24"/>
+                    <a:blip r:embed="rId23"/>
                     <a:stretch>
                       <a:fillRect/>
                     </a:stretch>
@@ -2762,7 +2770,7 @@
                     <pic:cNvPicPr/>
                   </pic:nvPicPr>
                   <pic:blipFill>
-                    <a:blip r:embed="rId25"/>
+                    <a:blip r:embed="rId24"/>
                     <a:stretch>
                       <a:fillRect/>
                     </a:stretch>
@@ -2864,7 +2872,7 @@
                     <pic:cNvPicPr/>
                   </pic:nvPicPr>
                   <pic:blipFill>
-                    <a:blip r:embed="rId26"/>
+                    <a:blip r:embed="rId25"/>
                     <a:stretch>
                       <a:fillRect/>
                     </a:stretch>
@@ -3089,7 +3097,7 @@
                     <pic:cNvPicPr/>
                   </pic:nvPicPr>
                   <pic:blipFill>
-                    <a:blip r:embed="rId26"/>
+                    <a:blip r:embed="rId25"/>
                     <a:stretch>
                       <a:fillRect/>
                     </a:stretch>
@@ -3829,7 +3837,1659 @@
         <w:pStyle w:val="Heading1"/>
       </w:pPr>
       <w:r>
-        <w:t>16. API Quick Reference</w:t>
+        <w:t>16. Examples</w:t>
+      </w:r>
+    </w:p>
+    <w:p>
+      <w:r>
+        <w:t>These worked examples walk through common workflows from start to finish. Each example includes the exact steps, configuration values, and screenshots showing what you should see at each stage.</w:t>
+      </w:r>
+    </w:p>
+    <w:p>
+      <w:pPr>
+        <w:pStyle w:val="Heading2"/>
+      </w:pPr>
+      <w:r>
+        <w:t>Example A: Camera Tracking — Moving Heads Follow a Person</w:t>
+      </w:r>
+    </w:p>
+    <w:p>
+      <w:r>
+        <w:t>Make DMX moving heads automatically follow people detected by a camera.</w:t>
+      </w:r>
+    </w:p>
+    <w:p>
+      <w:pPr>
+        <w:pStyle w:val="Heading3"/>
+      </w:pPr>
+      <w:r>
+        <w:t>Prerequisites</w:t>
+      </w:r>
+    </w:p>
+    <w:p>
+      <w:r>
+        <w:t>- At least one camera node online (Firmware tab -&gt; deploy + verify)</w:t>
+        <w:br/>
+        <w:t>- At least one DMX moving head fixture placed on the Layout tab</w:t>
+        <w:br/>
+        <w:t>- Moving head profile configured with pan/tilt range</w:t>
+        <w:br/>
+        <w:t>- Art-Net/sACN engine running (Settings -&gt; DMX -&gt; Start)</w:t>
+        <w:br/>
+        <w:t>- Mover calibration completed (see Example C) for accurate aiming</w:t>
+      </w:r>
+    </w:p>
+    <w:p>
+      <w:pPr>
+        <w:pStyle w:val="Heading3"/>
+      </w:pPr>
+      <w:r>
+        <w:t>Steps</w:t>
+      </w:r>
+    </w:p>
+    <w:p>
+      <w:r>
+        <w:t>1. Verify hardware - Open the Setup tab. Confirm movers show green status and camera nodes show online. If cameras are offline, check WiFi and deploy firmware from the Firmware tab.</w:t>
+        <w:br/>
+        <w:br/>
+        <w:t>2. Start camera tracking - Go to the Layout tab. Click a camera fixture to select it. Click the Track toggle button. The status bar shows "Tracking active." The camera node begins running YOLO person detection at 2 fps and creates temporal stage objects for each detected person.</w:t>
+        <w:br/>
+        <w:br/>
+        <w:t>3. Create a Track action - Go to the Actions tab. Click + New Action:</w:t>
+        <w:br/>
+        <w:t xml:space="preserve">   - Name: Person Follow</w:t>
+        <w:br/>
+        <w:t xml:space="preserve">   - Type: Track (last option in the dropdown)</w:t>
+        <w:br/>
+        <w:t xml:space="preserve">   - Color: Pick the beam color (e.g. red for a spotlight)</w:t>
+        <w:br/>
+        <w:t xml:space="preserve">   - Leave Target Objects empty (follows ALL detected people)</w:t>
+        <w:br/>
+        <w:t xml:space="preserve">   - Cycle Time: 2000 ms</w:t>
+        <w:br/>
+        <w:t xml:space="preserve">   - Check Fixed assignment for strict 1:1 mapping</w:t>
+        <w:br/>
+        <w:br/>
+        <w:t>4. Create a timeline - Go to the Shows tab. Click + New Timeline, name it "Person Tracking", set duration to 600s, enable Loop.</w:t>
+        <w:br/>
+        <w:br/>
+        <w:t>5. Start playback - Click Bake, then Start. The 40 Hz DMX playback loop begins.</w:t>
+        <w:br/>
+        <w:br/>
+        <w:t>6. Test - Walk in front of the camera. Within 2 seconds a pink person marker appears in the 3D viewport. The moving heads aim at you.</w:t>
+      </w:r>
+    </w:p>
+    <w:p>
+      <w:pPr>
+        <w:pStyle w:val="Heading3"/>
+      </w:pPr>
+      <w:r>
+        <w:t>Assignment Behavior</w:t>
+      </w:r>
+    </w:p>
+    <w:tbl>
+      <w:tblPr>
+        <w:tblStyle w:val="LightGrid-Accent1"/>
+        <w:tblW w:type="auto" w:w="0"/>
+        <w:jc w:val="center"/>
+        <w:tblLook w:firstColumn="1" w:firstRow="1" w:lastColumn="0" w:lastRow="0" w:noHBand="0" w:noVBand="1" w:val="04A0"/>
+      </w:tblPr>
+      <w:tblGrid>
+        <w:gridCol w:w="4320"/>
+        <w:gridCol w:w="4320"/>
+      </w:tblGrid>
+      <w:tr>
+        <w:tc>
+          <w:tcPr>
+            <w:tcW w:type="dxa" w:w="4320"/>
+          </w:tcPr>
+          <w:p>
+            <w:r>
+              <w:rPr>
+                <w:b/>
+              </w:rPr>
+              <w:t>People in View</w:t>
+            </w:r>
+          </w:p>
+        </w:tc>
+        <w:tc>
+          <w:tcPr>
+            <w:tcW w:type="dxa" w:w="4320"/>
+          </w:tcPr>
+          <w:p>
+            <w:r>
+              <w:rPr>
+                <w:b/>
+              </w:rPr>
+              <w:t>With 2 Moving Heads</w:t>
+            </w:r>
+          </w:p>
+        </w:tc>
+      </w:tr>
+      <w:tr>
+        <w:tc>
+          <w:tcPr>
+            <w:tcW w:type="dxa" w:w="4320"/>
+          </w:tcPr>
+          <w:p>
+            <w:r>
+              <w:t>1 person</w:t>
+            </w:r>
+          </w:p>
+        </w:tc>
+        <w:tc>
+          <w:tcPr>
+            <w:tcW w:type="dxa" w:w="4320"/>
+          </w:tcPr>
+          <w:p>
+            <w:r>
+              <w:t>Both heads aim at the same person</w:t>
+            </w:r>
+          </w:p>
+        </w:tc>
+      </w:tr>
+      <w:tr>
+        <w:tc>
+          <w:tcPr>
+            <w:tcW w:type="dxa" w:w="4320"/>
+          </w:tcPr>
+          <w:p>
+            <w:r>
+              <w:t>2 people</w:t>
+            </w:r>
+          </w:p>
+        </w:tc>
+        <w:tc>
+          <w:tcPr>
+            <w:tcW w:type="dxa" w:w="4320"/>
+          </w:tcPr>
+          <w:p>
+            <w:r>
+              <w:t>One head per person (1:1)</w:t>
+            </w:r>
+          </w:p>
+        </w:tc>
+      </w:tr>
+      <w:tr>
+        <w:tc>
+          <w:tcPr>
+            <w:tcW w:type="dxa" w:w="4320"/>
+          </w:tcPr>
+          <w:p>
+            <w:r>
+              <w:t>3+ people (cycling)</w:t>
+            </w:r>
+          </w:p>
+        </w:tc>
+        <w:tc>
+          <w:tcPr>
+            <w:tcW w:type="dxa" w:w="4320"/>
+          </w:tcPr>
+          <w:p>
+            <w:r>
+              <w:t>Heads cycle through people every 2s</w:t>
+            </w:r>
+          </w:p>
+        </w:tc>
+      </w:tr>
+      <w:tr>
+        <w:tc>
+          <w:tcPr>
+            <w:tcW w:type="dxa" w:w="4320"/>
+          </w:tcPr>
+          <w:p>
+            <w:r>
+              <w:t>3+ people (fixed)</w:t>
+            </w:r>
+          </w:p>
+        </w:tc>
+        <w:tc>
+          <w:tcPr>
+            <w:tcW w:type="dxa" w:w="4320"/>
+          </w:tcPr>
+          <w:p>
+            <w:r>
+              <w:t>First 2 tracked, 3rd ignored</w:t>
+            </w:r>
+          </w:p>
+        </w:tc>
+      </w:tr>
+    </w:tbl>
+    <w:p>
+      <w:pPr>
+        <w:pStyle w:val="Heading2"/>
+      </w:pPr>
+      <w:r>
+        <w:t>Example B: Mover Tracking with Spatial Effects</w:t>
+      </w:r>
+    </w:p>
+    <w:p>
+      <w:r>
+        <w:t>Make moving heads follow a virtual object sweeping across the stage. No camera or physical hardware required — this runs entirely in the emulator.</w:t>
+      </w:r>
+    </w:p>
+    <w:p>
+      <w:pPr>
+        <w:pStyle w:val="Heading3"/>
+      </w:pPr>
+      <w:r>
+        <w:t>Part 1 — Stage and Fixture Setup</w:t>
+      </w:r>
+    </w:p>
+    <w:p>
+      <w:r>
+        <w:t>1. Set stage dimensions - Open the Settings tab. Under Stage, enter:</w:t>
+        <w:br/>
+        <w:t xml:space="preserve">   - Width: 6000 mm, Height: 3000 mm, Depth: 4000 mm</w:t>
+        <w:br/>
+        <w:t xml:space="preserve">   - Click Save</w:t>
+        <w:br/>
+        <w:br/>
+        <w:t>2. Create a DMX profile - Go to Settings -&gt; Profiles -&gt; New Profile:</w:t>
+        <w:br/>
+        <w:t xml:space="preserve">   - Name: Narrow Spot</w:t>
+        <w:br/>
+        <w:t xml:space="preserve">   - Beam Width: 8 degrees</w:t>
+        <w:br/>
+        <w:t xml:space="preserve">   - Pan Range: 540, Tilt Range: 270</w:t>
+        <w:br/>
+        <w:t xml:space="preserve">   - Channels: Pan (16-bit), Tilt (16-bit), Dimmer, Red, Green, Blue</w:t>
+        <w:br/>
+        <w:t xml:space="preserve">   - Click Save Profile</w:t>
+      </w:r>
+    </w:p>
+    <w:p>
+      <w:pPr>
+        <w:jc w:val="center"/>
+      </w:pPr>
+      <w:r>
+        <w:drawing>
+          <wp:inline xmlns:a="http://schemas.openxmlformats.org/drawingml/2006/main" xmlns:pic="http://schemas.openxmlformats.org/drawingml/2006/picture">
+            <wp:extent cx="5486400" cy="3429000"/>
+            <wp:docPr id="20" name="Picture 20"/>
+            <wp:cNvGraphicFramePr>
+              <a:graphicFrameLocks noChangeAspect="1"/>
+            </wp:cNvGraphicFramePr>
+            <a:graphic>
+              <a:graphicData uri="http://schemas.openxmlformats.org/drawingml/2006/picture">
+                <pic:pic>
+                  <pic:nvPicPr>
+                    <pic:cNvPr id="0" name="example-b-profile.png"/>
+                    <pic:cNvPicPr/>
+                  </pic:nvPicPr>
+                  <pic:blipFill>
+                    <a:blip r:embed="rId26"/>
+                    <a:stretch>
+                      <a:fillRect/>
+                    </a:stretch>
+                  </pic:blipFill>
+                  <pic:spPr>
+                    <a:xfrm>
+                      <a:off x="0" y="0"/>
+                      <a:ext cx="5486400" cy="3429000"/>
+                    </a:xfrm>
+                    <a:prstGeom prst="rect"/>
+                  </pic:spPr>
+                </pic:pic>
+              </a:graphicData>
+            </a:graphic>
+          </wp:inline>
+        </w:drawing>
+      </w:r>
+    </w:p>
+    <w:p>
+      <w:pPr>
+        <w:jc w:val="center"/>
+      </w:pPr>
+      <w:r>
+        <w:rPr>
+          <w:i/>
+          <w:color w:val="64748B"/>
+          <w:sz w:val="18"/>
+        </w:rPr>
+        <w:t>Profile editor — Narrow Spot 8-degree beam</w:t>
+      </w:r>
+    </w:p>
+    <w:p>
+      <w:r>
+        <w:t>3. Add two movers - Setup tab -&gt; + Add Fixture (twice):</w:t>
+        <w:br/>
+        <w:t xml:space="preserve">   - Mover SL: Universe 1, Address 1, profile Narrow Spot</w:t>
+        <w:br/>
+        <w:t xml:space="preserve">   - Mover SR: Universe 1, Address 14, profile Narrow Spot</w:t>
+      </w:r>
+    </w:p>
+    <w:p>
+      <w:pPr>
+        <w:pStyle w:val="Heading3"/>
+      </w:pPr>
+      <w:r>
+        <w:t>Part 2 — 3D Layout and Spatial Effect</w:t>
+      </w:r>
+    </w:p>
+    <w:p>
+      <w:r>
+        <w:t>4. Position movers on the truss - Layout tab -&gt; drag each mover:</w:t>
+        <w:br/>
+        <w:t xml:space="preserve">   - Mover SL: X=1500, Y=0, Z=2800 (stage left on truss)</w:t>
+        <w:br/>
+        <w:t xml:space="preserve">   - Mover SR: X=4500, Y=0, Z=2800 (stage right on truss)</w:t>
+        <w:br/>
+        <w:t xml:space="preserve">   - Switch to 3D view to confirm both are elevated and aimed downward.</w:t>
+      </w:r>
+    </w:p>
+    <w:p>
+      <w:pPr>
+        <w:jc w:val="center"/>
+      </w:pPr>
+      <w:r>
+        <w:drawing>
+          <wp:inline xmlns:a="http://schemas.openxmlformats.org/drawingml/2006/main" xmlns:pic="http://schemas.openxmlformats.org/drawingml/2006/picture">
+            <wp:extent cx="5486400" cy="3429000"/>
+            <wp:docPr id="21" name="Picture 21"/>
+            <wp:cNvGraphicFramePr>
+              <a:graphicFrameLocks noChangeAspect="1"/>
+            </wp:cNvGraphicFramePr>
+            <a:graphic>
+              <a:graphicData uri="http://schemas.openxmlformats.org/drawingml/2006/picture">
+                <pic:pic>
+                  <pic:nvPicPr>
+                    <pic:cNvPr id="0" name="example-b-layout-3d.png"/>
+                    <pic:cNvPicPr/>
+                  </pic:nvPicPr>
+                  <pic:blipFill>
+                    <a:blip r:embed="rId27"/>
+                    <a:stretch>
+                      <a:fillRect/>
+                    </a:stretch>
+                  </pic:blipFill>
+                  <pic:spPr>
+                    <a:xfrm>
+                      <a:off x="0" y="0"/>
+                      <a:ext cx="5486400" cy="3429000"/>
+                    </a:xfrm>
+                    <a:prstGeom prst="rect"/>
+                  </pic:spPr>
+                </pic:pic>
+              </a:graphicData>
+            </a:graphic>
+          </wp:inline>
+        </w:drawing>
+      </w:r>
+    </w:p>
+    <w:p>
+      <w:pPr>
+        <w:jc w:val="center"/>
+      </w:pPr>
+      <w:r>
+        <w:rPr>
+          <w:i/>
+          <w:color w:val="64748B"/>
+          <w:sz w:val="18"/>
+        </w:rPr>
+        <w:t>Layout tab — 3D view with two movers on truss</w:t>
+      </w:r>
+    </w:p>
+    <w:p>
+      <w:r>
+        <w:t>5. Create a spatial effect - Actions tab -&gt; + New Action:</w:t>
+        <w:br/>
+        <w:t xml:space="preserve">   - Name: Sweep Green</w:t>
+        <w:br/>
+        <w:t xml:space="preserve">   - Type: Spatial Effect, Shape: Sphere, Radius: 800 mm</w:t>
+        <w:br/>
+        <w:t xml:space="preserve">   - Color: Green (0, 255, 0)</w:t>
+        <w:br/>
+        <w:t xml:space="preserve">   - Motion Start: X=1000, Y=2000, Z=0</w:t>
+        <w:br/>
+        <w:t xml:space="preserve">   - Motion End: X=5000, Y=2000, Z=0</w:t>
+        <w:br/>
+        <w:t xml:space="preserve">   - Duration: 8 seconds, Easing: Linear</w:t>
+        <w:br/>
+        <w:t xml:space="preserve">   - This creates a green sphere that sweeps left to right in 8 seconds.</w:t>
+      </w:r>
+    </w:p>
+    <w:p>
+      <w:pPr>
+        <w:jc w:val="center"/>
+      </w:pPr>
+      <w:r>
+        <w:drawing>
+          <wp:inline xmlns:a="http://schemas.openxmlformats.org/drawingml/2006/main" xmlns:pic="http://schemas.openxmlformats.org/drawingml/2006/picture">
+            <wp:extent cx="5486400" cy="3429000"/>
+            <wp:docPr id="22" name="Picture 22"/>
+            <wp:cNvGraphicFramePr>
+              <a:graphicFrameLocks noChangeAspect="1"/>
+            </wp:cNvGraphicFramePr>
+            <a:graphic>
+              <a:graphicData uri="http://schemas.openxmlformats.org/drawingml/2006/picture">
+                <pic:pic>
+                  <pic:nvPicPr>
+                    <pic:cNvPr id="0" name="example-b-action.png"/>
+                    <pic:cNvPicPr/>
+                  </pic:nvPicPr>
+                  <pic:blipFill>
+                    <a:blip r:embed="rId28"/>
+                    <a:stretch>
+                      <a:fillRect/>
+                    </a:stretch>
+                  </pic:blipFill>
+                  <pic:spPr>
+                    <a:xfrm>
+                      <a:off x="0" y="0"/>
+                      <a:ext cx="5486400" cy="3429000"/>
+                    </a:xfrm>
+                    <a:prstGeom prst="rect"/>
+                  </pic:spPr>
+                </pic:pic>
+              </a:graphicData>
+            </a:graphic>
+          </wp:inline>
+        </w:drawing>
+      </w:r>
+    </w:p>
+    <w:p>
+      <w:pPr>
+        <w:jc w:val="center"/>
+      </w:pPr>
+      <w:r>
+        <w:rPr>
+          <w:i/>
+          <w:color w:val="64748B"/>
+          <w:sz w:val="18"/>
+        </w:rPr>
+        <w:t>Actions tab — Sweep Green spatial effect</w:t>
+      </w:r>
+    </w:p>
+    <w:p>
+      <w:pPr>
+        <w:pStyle w:val="Heading3"/>
+      </w:pPr>
+      <w:r>
+        <w:t>Part 3 — Timeline, Bake, and Playback</w:t>
+      </w:r>
+    </w:p>
+    <w:p>
+      <w:r>
+        <w:t>6. Create a timeline - Shows tab -&gt; + New Timeline:</w:t>
+        <w:br/>
+        <w:t xml:space="preserve">   - Name: Mover Tracking Demo, Duration: 20s, Loop: On</w:t>
+        <w:br/>
+        <w:t xml:space="preserve">   - Add track targeting All Performers</w:t>
+        <w:br/>
+        <w:t xml:space="preserve">   - Add clip referencing Sweep Green, 0s start, 8s duration</w:t>
+      </w:r>
+    </w:p>
+    <w:p>
+      <w:pPr>
+        <w:jc w:val="center"/>
+      </w:pPr>
+      <w:r>
+        <w:drawing>
+          <wp:inline xmlns:a="http://schemas.openxmlformats.org/drawingml/2006/main" xmlns:pic="http://schemas.openxmlformats.org/drawingml/2006/picture">
+            <wp:extent cx="5486400" cy="3429000"/>
+            <wp:docPr id="23" name="Picture 23"/>
+            <wp:cNvGraphicFramePr>
+              <a:graphicFrameLocks noChangeAspect="1"/>
+            </wp:cNvGraphicFramePr>
+            <a:graphic>
+              <a:graphicData uri="http://schemas.openxmlformats.org/drawingml/2006/picture">
+                <pic:pic>
+                  <pic:nvPicPr>
+                    <pic:cNvPr id="0" name="example-b-timeline.png"/>
+                    <pic:cNvPicPr/>
+                  </pic:nvPicPr>
+                  <pic:blipFill>
+                    <a:blip r:embed="rId29"/>
+                    <a:stretch>
+                      <a:fillRect/>
+                    </a:stretch>
+                  </pic:blipFill>
+                  <pic:spPr>
+                    <a:xfrm>
+                      <a:off x="0" y="0"/>
+                      <a:ext cx="5486400" cy="3429000"/>
+                    </a:xfrm>
+                    <a:prstGeom prst="rect"/>
+                  </pic:spPr>
+                </pic:pic>
+              </a:graphicData>
+            </a:graphic>
+          </wp:inline>
+        </w:drawing>
+      </w:r>
+    </w:p>
+    <w:p>
+      <w:pPr>
+        <w:jc w:val="center"/>
+      </w:pPr>
+      <w:r>
+        <w:rPr>
+          <w:i/>
+          <w:color w:val="64748B"/>
+          <w:sz w:val="18"/>
+        </w:rPr>
+        <w:t>Shows tab — timeline with spatial effect clip</w:t>
+      </w:r>
+    </w:p>
+    <w:p>
+      <w:r>
+        <w:t>7. Bake the timeline - Click Bake. The engine computes per-fixture pan/tilt angles for each 25ms frame.</w:t>
+        <w:br/>
+        <w:br/>
+        <w:t>8. Start playback - Switch to Runtime tab. Click Start. Both beam cones animate in real-time, tracking the green sphere across the stage.</w:t>
+      </w:r>
+    </w:p>
+    <w:p>
+      <w:pPr>
+        <w:jc w:val="center"/>
+      </w:pPr>
+      <w:r>
+        <w:drawing>
+          <wp:inline xmlns:a="http://schemas.openxmlformats.org/drawingml/2006/main" xmlns:pic="http://schemas.openxmlformats.org/drawingml/2006/picture">
+            <wp:extent cx="5486400" cy="3429000"/>
+            <wp:docPr id="24" name="Picture 24"/>
+            <wp:cNvGraphicFramePr>
+              <a:graphicFrameLocks noChangeAspect="1"/>
+            </wp:cNvGraphicFramePr>
+            <a:graphic>
+              <a:graphicData uri="http://schemas.openxmlformats.org/drawingml/2006/picture">
+                <pic:pic>
+                  <pic:nvPicPr>
+                    <pic:cNvPr id="0" name="example-b-tracking-t0.png"/>
+                    <pic:cNvPicPr/>
+                  </pic:nvPicPr>
+                  <pic:blipFill>
+                    <a:blip r:embed="rId30"/>
+                    <a:stretch>
+                      <a:fillRect/>
+                    </a:stretch>
+                  </pic:blipFill>
+                  <pic:spPr>
+                    <a:xfrm>
+                      <a:off x="0" y="0"/>
+                      <a:ext cx="5486400" cy="3429000"/>
+                    </a:xfrm>
+                    <a:prstGeom prst="rect"/>
+                  </pic:spPr>
+                </pic:pic>
+              </a:graphicData>
+            </a:graphic>
+          </wp:inline>
+        </w:drawing>
+      </w:r>
+    </w:p>
+    <w:p>
+      <w:pPr>
+        <w:jc w:val="center"/>
+      </w:pPr>
+      <w:r>
+        <w:rPr>
+          <w:i/>
+          <w:color w:val="64748B"/>
+          <w:sz w:val="18"/>
+        </w:rPr>
+        <w:t>Runtime — beam cones at start position (T=0s)</w:t>
+      </w:r>
+    </w:p>
+    <w:p>
+      <w:pPr>
+        <w:jc w:val="center"/>
+      </w:pPr>
+      <w:r>
+        <w:drawing>
+          <wp:inline xmlns:a="http://schemas.openxmlformats.org/drawingml/2006/main" xmlns:pic="http://schemas.openxmlformats.org/drawingml/2006/picture">
+            <wp:extent cx="5486400" cy="3429000"/>
+            <wp:docPr id="25" name="Picture 25"/>
+            <wp:cNvGraphicFramePr>
+              <a:graphicFrameLocks noChangeAspect="1"/>
+            </wp:cNvGraphicFramePr>
+            <a:graphic>
+              <a:graphicData uri="http://schemas.openxmlformats.org/drawingml/2006/picture">
+                <pic:pic>
+                  <pic:nvPicPr>
+                    <pic:cNvPr id="0" name="example-b-tracking-t0.png"/>
+                    <pic:cNvPicPr/>
+                  </pic:nvPicPr>
+                  <pic:blipFill>
+                    <a:blip r:embed="rId30"/>
+                    <a:stretch>
+                      <a:fillRect/>
+                    </a:stretch>
+                  </pic:blipFill>
+                  <pic:spPr>
+                    <a:xfrm>
+                      <a:off x="0" y="0"/>
+                      <a:ext cx="5486400" cy="3429000"/>
+                    </a:xfrm>
+                    <a:prstGeom prst="rect"/>
+                  </pic:spPr>
+                </pic:pic>
+              </a:graphicData>
+            </a:graphic>
+          </wp:inline>
+        </w:drawing>
+      </w:r>
+    </w:p>
+    <w:p>
+      <w:pPr>
+        <w:jc w:val="center"/>
+      </w:pPr>
+      <w:r>
+        <w:rPr>
+          <w:i/>
+          <w:color w:val="64748B"/>
+          <w:sz w:val="18"/>
+        </w:rPr>
+        <w:t>Runtime — beams tracking mid-sweep (T=5s)</w:t>
+      </w:r>
+    </w:p>
+    <w:p>
+      <w:pPr>
+        <w:jc w:val="center"/>
+      </w:pPr>
+      <w:r>
+        <w:drawing>
+          <wp:inline xmlns:a="http://schemas.openxmlformats.org/drawingml/2006/main" xmlns:pic="http://schemas.openxmlformats.org/drawingml/2006/picture">
+            <wp:extent cx="5486400" cy="3429000"/>
+            <wp:docPr id="26" name="Picture 26"/>
+            <wp:cNvGraphicFramePr>
+              <a:graphicFrameLocks noChangeAspect="1"/>
+            </wp:cNvGraphicFramePr>
+            <a:graphic>
+              <a:graphicData uri="http://schemas.openxmlformats.org/drawingml/2006/picture">
+                <pic:pic>
+                  <pic:nvPicPr>
+                    <pic:cNvPr id="0" name="example-b-tracking-t0.png"/>
+                    <pic:cNvPicPr/>
+                  </pic:nvPicPr>
+                  <pic:blipFill>
+                    <a:blip r:embed="rId30"/>
+                    <a:stretch>
+                      <a:fillRect/>
+                    </a:stretch>
+                  </pic:blipFill>
+                  <pic:spPr>
+                    <a:xfrm>
+                      <a:off x="0" y="0"/>
+                      <a:ext cx="5486400" cy="3429000"/>
+                    </a:xfrm>
+                    <a:prstGeom prst="rect"/>
+                  </pic:spPr>
+                </pic:pic>
+              </a:graphicData>
+            </a:graphic>
+          </wp:inline>
+        </w:drawing>
+      </w:r>
+    </w:p>
+    <w:p>
+      <w:pPr>
+        <w:jc w:val="center"/>
+      </w:pPr>
+      <w:r>
+        <w:rPr>
+          <w:i/>
+          <w:color w:val="64748B"/>
+          <w:sz w:val="18"/>
+        </w:rPr>
+        <w:t>Runtime — beams at end position (T=10s)</w:t>
+      </w:r>
+    </w:p>
+    <w:p>
+      <w:r>
+        <w:t>What to look for:</w:t>
+        <w:br/>
+        <w:t>- Both beam cones should be green (matching the effect color)</w:t>
+        <w:br/>
+        <w:t>- The cones should move smoothly from left to right</w:t>
+        <w:br/>
+        <w:t>- Beam opacity &gt; 0 during the sweep, indicating active output</w:t>
+        <w:br/>
+        <w:t>- If beam cones don't appear, ensure fixtures are positioned and the timeline is baked</w:t>
+      </w:r>
+    </w:p>
+    <w:p>
+      <w:pPr>
+        <w:pStyle w:val="Heading2"/>
+      </w:pPr>
+      <w:r>
+        <w:t>Example C: Mover Calibration</w:t>
+      </w:r>
+    </w:p>
+    <w:p>
+      <w:r>
+        <w:t>Calibrate a moving head so the system knows exactly where its beam lands for any pan/tilt position. This two-part process discovers the visible range then builds a light map for inverse lookup.</w:t>
+      </w:r>
+    </w:p>
+    <w:p>
+      <w:pPr>
+        <w:pStyle w:val="Heading3"/>
+      </w:pPr>
+      <w:r>
+        <w:t>Prerequisites</w:t>
+      </w:r>
+    </w:p>
+    <w:p>
+      <w:r>
+        <w:t>- Camera node positioned on Layout with camera calibration complete (Example D)</w:t>
+        <w:br/>
+        <w:t>- Moving head fixture placed on the Layout tab</w:t>
+        <w:br/>
+        <w:t>- Art-Net engine running</w:t>
+        <w:br/>
+        <w:t>- Dim ambient lighting (beam must be visible to camera)</w:t>
+        <w:br/>
+        <w:t>- Beam aimed at the floor within the camera's field of view</w:t>
+      </w:r>
+    </w:p>
+    <w:p>
+      <w:pPr>
+        <w:pStyle w:val="Heading3"/>
+      </w:pPr>
+      <w:r>
+        <w:t>Part 1 — Pan/Tilt Discovery and Grid Calibration</w:t>
+      </w:r>
+    </w:p>
+    <w:p>
+      <w:r>
+        <w:t>1. Open calibration - Layout tab -&gt; double-click a moving head -&gt; click Calibrate.</w:t>
+      </w:r>
+    </w:p>
+    <w:p>
+      <w:pPr>
+        <w:jc w:val="center"/>
+      </w:pPr>
+      <w:r>
+        <w:drawing>
+          <wp:inline xmlns:a="http://schemas.openxmlformats.org/drawingml/2006/main" xmlns:pic="http://schemas.openxmlformats.org/drawingml/2006/picture">
+            <wp:extent cx="5486400" cy="3429000"/>
+            <wp:docPr id="27" name="Picture 27"/>
+            <wp:cNvGraphicFramePr>
+              <a:graphicFrameLocks noChangeAspect="1"/>
+            </wp:cNvGraphicFramePr>
+            <a:graphic>
+              <a:graphicData uri="http://schemas.openxmlformats.org/drawingml/2006/picture">
+                <pic:pic>
+                  <pic:nvPicPr>
+                    <pic:cNvPr id="0" name="example-c-calibrate-panel.png"/>
+                    <pic:cNvPicPr/>
+                  </pic:nvPicPr>
+                  <pic:blipFill>
+                    <a:blip r:embed="rId31"/>
+                    <a:stretch>
+                      <a:fillRect/>
+                    </a:stretch>
+                  </pic:blipFill>
+                  <pic:spPr>
+                    <a:xfrm>
+                      <a:off x="0" y="0"/>
+                      <a:ext cx="5486400" cy="3429000"/>
+                    </a:xfrm>
+                    <a:prstGeom prst="rect"/>
+                  </pic:spPr>
+                </pic:pic>
+              </a:graphicData>
+            </a:graphic>
+          </wp:inline>
+        </w:drawing>
+      </w:r>
+    </w:p>
+    <w:p>
+      <w:pPr>
+        <w:jc w:val="center"/>
+      </w:pPr>
+      <w:r>
+        <w:rPr>
+          <w:i/>
+          <w:color w:val="64748B"/>
+          <w:sz w:val="18"/>
+        </w:rPr>
+        <w:t>Calibration panel — fixture name and options</w:t>
+      </w:r>
+    </w:p>
+    <w:p>
+      <w:r>
+        <w:t>2. Choose beam color - Select a color that contrasts with your floor:</w:t>
+        <w:br/>
+        <w:t xml:space="preserve">   - Green on dark floors, Magenta on light floors</w:t>
+        <w:br/>
+        <w:br/>
+        <w:t>3. Run discovery - Click Start Calibration. The system sweeps a coarse 8x5 grid across the full pan/tilt range. The camera watches for the beam on the floor.</w:t>
+        <w:br/>
+        <w:t xml:space="preserve">   - Phase 1: Coarse grid scan (~40 positions)</w:t>
+        <w:br/>
+        <w:t xml:space="preserve">   - Phase 2: Fine spiral refinement from detected position</w:t>
+      </w:r>
+    </w:p>
+    <w:p>
+      <w:pPr>
+        <w:jc w:val="center"/>
+      </w:pPr>
+      <w:r>
+        <w:drawing>
+          <wp:inline xmlns:a="http://schemas.openxmlformats.org/drawingml/2006/main" xmlns:pic="http://schemas.openxmlformats.org/drawingml/2006/picture">
+            <wp:extent cx="5486400" cy="3429000"/>
+            <wp:docPr id="28" name="Picture 28"/>
+            <wp:cNvGraphicFramePr>
+              <a:graphicFrameLocks noChangeAspect="1"/>
+            </wp:cNvGraphicFramePr>
+            <a:graphic>
+              <a:graphicData uri="http://schemas.openxmlformats.org/drawingml/2006/picture">
+                <pic:pic>
+                  <pic:nvPicPr>
+                    <pic:cNvPr id="0" name="example-c-discovery.png"/>
+                    <pic:cNvPicPr/>
+                  </pic:nvPicPr>
+                  <pic:blipFill>
+                    <a:blip r:embed="rId32"/>
+                    <a:stretch>
+                      <a:fillRect/>
+                    </a:stretch>
+                  </pic:blipFill>
+                  <pic:spPr>
+                    <a:xfrm>
+                      <a:off x="0" y="0"/>
+                      <a:ext cx="5486400" cy="3429000"/>
+                    </a:xfrm>
+                    <a:prstGeom prst="rect"/>
+                  </pic:spPr>
+                </pic:pic>
+              </a:graphicData>
+            </a:graphic>
+          </wp:inline>
+        </w:drawing>
+      </w:r>
+    </w:p>
+    <w:p>
+      <w:pPr>
+        <w:jc w:val="center"/>
+      </w:pPr>
+      <w:r>
+        <w:rPr>
+          <w:i/>
+          <w:color w:val="64748B"/>
+          <w:sz w:val="18"/>
+        </w:rPr>
+        <w:t>Discovery in progress — coarse grid scan</w:t>
+      </w:r>
+    </w:p>
+    <w:p>
+      <w:r>
+        <w:t>4. BFS mapping - The system explores the visible region in 4 directions from the discovered position. Collects up to 60 samples using adaptive settle times (0.8-2.5s per move). Mapping stops at boundaries.</w:t>
+        <w:br/>
+        <w:br/>
+        <w:t>5. Grid build and review - The calibration summary shows:</w:t>
+        <w:br/>
+        <w:t xml:space="preserve">   - Sample count (aim for 30+)</w:t>
+        <w:br/>
+        <w:t xml:space="preserve">   - Pan/tilt range (normalized 0.0-1.0)</w:t>
+        <w:br/>
+        <w:t xml:space="preserve">   - Grid density</w:t>
+      </w:r>
+    </w:p>
+    <w:p>
+      <w:pPr>
+        <w:jc w:val="center"/>
+      </w:pPr>
+      <w:r>
+        <w:drawing>
+          <wp:inline xmlns:a="http://schemas.openxmlformats.org/drawingml/2006/main" xmlns:pic="http://schemas.openxmlformats.org/drawingml/2006/picture">
+            <wp:extent cx="5486400" cy="3429000"/>
+            <wp:docPr id="29" name="Picture 29"/>
+            <wp:cNvGraphicFramePr>
+              <a:graphicFrameLocks noChangeAspect="1"/>
+            </wp:cNvGraphicFramePr>
+            <a:graphic>
+              <a:graphicData uri="http://schemas.openxmlformats.org/drawingml/2006/picture">
+                <pic:pic>
+                  <pic:nvPicPr>
+                    <pic:cNvPr id="0" name="example-c-grid-result.png"/>
+                    <pic:cNvPicPr/>
+                  </pic:nvPicPr>
+                  <pic:blipFill>
+                    <a:blip r:embed="rId33"/>
+                    <a:stretch>
+                      <a:fillRect/>
+                    </a:stretch>
+                  </pic:blipFill>
+                  <pic:spPr>
+                    <a:xfrm>
+                      <a:off x="0" y="0"/>
+                      <a:ext cx="5486400" cy="3429000"/>
+                    </a:xfrm>
+                    <a:prstGeom prst="rect"/>
+                  </pic:spPr>
+                </pic:pic>
+              </a:graphicData>
+            </a:graphic>
+          </wp:inline>
+        </w:drawing>
+      </w:r>
+    </w:p>
+    <w:p>
+      <w:pPr>
+        <w:jc w:val="center"/>
+      </w:pPr>
+      <w:r>
+        <w:rPr>
+          <w:i/>
+          <w:color w:val="64748B"/>
+          <w:sz w:val="18"/>
+        </w:rPr>
+        <w:t>Grid calibration complete — sample count and range</w:t>
+      </w:r>
+    </w:p>
+    <w:p>
+      <w:pPr>
+        <w:pStyle w:val="Heading3"/>
+      </w:pPr>
+      <w:r>
+        <w:t>Part 2 — Light Map (Stage to Pan/Tilt Lookup)</w:t>
+      </w:r>
+    </w:p>
+    <w:p>
+      <w:r>
+        <w:t>6. Build light map - Click Build Light Map. The system sweeps a 20x15 grid:</w:t>
+        <w:br/>
+        <w:t xml:space="preserve">   - At each position: move, detect beam, convert pixel to stage mm via homography</w:t>
+        <w:br/>
+        <w:t xml:space="preserve">   - Builds a (pan, tilt) -&gt; (stageX, stageY, stageZ) lookup table</w:t>
+        <w:br/>
+        <w:t xml:space="preserve">   - Typical time: 5-10 minutes for 300 samples</w:t>
+      </w:r>
+    </w:p>
+    <w:p>
+      <w:pPr>
+        <w:jc w:val="center"/>
+      </w:pPr>
+      <w:r>
+        <w:drawing>
+          <wp:inline xmlns:a="http://schemas.openxmlformats.org/drawingml/2006/main" xmlns:pic="http://schemas.openxmlformats.org/drawingml/2006/picture">
+            <wp:extent cx="5486400" cy="3429000"/>
+            <wp:docPr id="30" name="Picture 30"/>
+            <wp:cNvGraphicFramePr>
+              <a:graphicFrameLocks noChangeAspect="1"/>
+            </wp:cNvGraphicFramePr>
+            <a:graphic>
+              <a:graphicData uri="http://schemas.openxmlformats.org/drawingml/2006/picture">
+                <pic:pic>
+                  <pic:nvPicPr>
+                    <pic:cNvPr id="0" name="example-c-light-map.png"/>
+                    <pic:cNvPicPr/>
+                  </pic:nvPicPr>
+                  <pic:blipFill>
+                    <a:blip r:embed="rId34"/>
+                    <a:stretch>
+                      <a:fillRect/>
+                    </a:stretch>
+                  </pic:blipFill>
+                  <pic:spPr>
+                    <a:xfrm>
+                      <a:off x="0" y="0"/>
+                      <a:ext cx="5486400" cy="3429000"/>
+                    </a:xfrm>
+                    <a:prstGeom prst="rect"/>
+                  </pic:spPr>
+                </pic:pic>
+              </a:graphicData>
+            </a:graphic>
+          </wp:inline>
+        </w:drawing>
+      </w:r>
+    </w:p>
+    <w:p>
+      <w:pPr>
+        <w:jc w:val="center"/>
+      </w:pPr>
+      <w:r>
+        <w:rPr>
+          <w:i/>
+          <w:color w:val="64748B"/>
+          <w:sz w:val="18"/>
+        </w:rPr>
+        <w:t>Light map build — systematic sweep in progress</w:t>
+      </w:r>
+    </w:p>
+    <w:p>
+      <w:r>
+        <w:t>7. Verify inverse lookup - Click Aim and enter a target stage position:</w:t>
+        <w:br/>
+        <w:t xml:space="preserve">   - The system uses inverse-distance interpolation to find the pan/tilt</w:t>
+        <w:br/>
+        <w:t xml:space="preserve">   - Verify the beam lands within 100-200mm of the target</w:t>
+        <w:br/>
+        <w:t xml:space="preserve">   - Test 3-4 positions across the stage</w:t>
+        <w:br/>
+        <w:br/>
+        <w:t>8. Save - Calibration data is auto-saved with the fixture and included in project exports.</w:t>
+      </w:r>
+    </w:p>
+    <w:p>
+      <w:pPr>
+        <w:jc w:val="center"/>
+      </w:pPr>
+      <w:r>
+        <w:drawing>
+          <wp:inline xmlns:a="http://schemas.openxmlformats.org/drawingml/2006/main" xmlns:pic="http://schemas.openxmlformats.org/drawingml/2006/picture">
+            <wp:extent cx="5486400" cy="3429000"/>
+            <wp:docPr id="31" name="Picture 31"/>
+            <wp:cNvGraphicFramePr>
+              <a:graphicFrameLocks noChangeAspect="1"/>
+            </wp:cNvGraphicFramePr>
+            <a:graphic>
+              <a:graphicData uri="http://schemas.openxmlformats.org/drawingml/2006/picture">
+                <pic:pic>
+                  <pic:nvPicPr>
+                    <pic:cNvPr id="0" name="example-c-aim-verify.png"/>
+                    <pic:cNvPicPr/>
+                  </pic:nvPicPr>
+                  <pic:blipFill>
+                    <a:blip r:embed="rId35"/>
+                    <a:stretch>
+                      <a:fillRect/>
+                    </a:stretch>
+                  </pic:blipFill>
+                  <pic:spPr>
+                    <a:xfrm>
+                      <a:off x="0" y="0"/>
+                      <a:ext cx="5486400" cy="3429000"/>
+                    </a:xfrm>
+                    <a:prstGeom prst="rect"/>
+                  </pic:spPr>
+                </pic:pic>
+              </a:graphicData>
+            </a:graphic>
+          </wp:inline>
+        </w:drawing>
+      </w:r>
+    </w:p>
+    <w:p>
+      <w:pPr>
+        <w:jc w:val="center"/>
+      </w:pPr>
+      <w:r>
+        <w:rPr>
+          <w:i/>
+          <w:color w:val="64748B"/>
+          <w:sz w:val="18"/>
+        </w:rPr>
+        <w:t>Aim verification — beam at target position</w:t>
+      </w:r>
+    </w:p>
+    <w:p>
+      <w:pPr>
+        <w:pStyle w:val="Heading3"/>
+      </w:pPr>
+      <w:r>
+        <w:t>Manual Calibration (No Camera)</w:t>
+      </w:r>
+    </w:p>
+    <w:p>
+      <w:r>
+        <w:t>If automated calibration isn't available:</w:t>
+        <w:br/>
+        <w:br/>
+        <w:t>1. Double-click mover -&gt; Manual Calibrate</w:t>
+        <w:br/>
+        <w:t>2. Define 4-6 physical markers at known stage positions</w:t>
+        <w:br/>
+        <w:t>3. Jog beam to each marker using pan/tilt sliders, click Record</w:t>
+        <w:br/>
+        <w:t>4. Click Compute — the system fits a 3D affine transform</w:t>
+        <w:br/>
+        <w:t>5. The transform extrapolates beyond calibrated points</w:t>
+        <w:br/>
+        <w:br/>
+        <w:t>Re-calibrate when: fixture moved, venue changed, pan/tilt range updated, or accuracy degrades.</w:t>
+      </w:r>
+    </w:p>
+    <w:p>
+      <w:pPr>
+        <w:pStyle w:val="Heading2"/>
+      </w:pPr>
+      <w:r>
+        <w:t>Example D: Camera Calibration with ArUco Markers</w:t>
+      </w:r>
+    </w:p>
+    <w:p>
+      <w:r>
+        <w:t>Calibrate a camera so pixel coordinates map to real stage positions. This is a prerequisite for beam detection, person tracking, and mover calibration.</w:t>
+      </w:r>
+    </w:p>
+    <w:p>
+      <w:pPr>
+        <w:pStyle w:val="Heading3"/>
+      </w:pPr>
+      <w:r>
+        <w:t>Prerequisites</w:t>
+      </w:r>
+    </w:p>
+    <w:p>
+      <w:r>
+        <w:t>- Camera node online and reachable on the network</w:t>
+        <w:br/>
+        <w:t>- Camera fixture registered (Setup -&gt; Discover, or Settings -&gt; Cameras)</w:t>
+        <w:br/>
+        <w:t>- Camera placed on the Layout tab at its physical position</w:t>
+        <w:br/>
+        <w:t>- Printer for ArUco marker sheet (A4/Letter)</w:t>
+        <w:br/>
+        <w:t>- Tape measure for recording marker positions on stage</w:t>
+      </w:r>
+    </w:p>
+    <w:p>
+      <w:pPr>
+        <w:pStyle w:val="Heading3"/>
+      </w:pPr>
+      <w:r>
+        <w:t>Part 1 — Prepare and Place Markers</w:t>
+      </w:r>
+    </w:p>
+    <w:p>
+      <w:r>
+        <w:t>1. Print ArUco markers - Settings -&gt; Cameras -&gt; Print ArUco Markers. A modal shows 6 ArUco 4x4 markers (IDs 0-5), each 150mm.</w:t>
+        <w:br/>
+        <w:t xml:space="preserve">   - Print at 100% scale (no fit-to-page)</w:t>
+        <w:br/>
+        <w:t xml:space="preserve">   - Card stock is more durable than regular paper</w:t>
+      </w:r>
+    </w:p>
+    <w:p>
+      <w:pPr>
+        <w:jc w:val="center"/>
+      </w:pPr>
+      <w:r>
+        <w:drawing>
+          <wp:inline xmlns:a="http://schemas.openxmlformats.org/drawingml/2006/main" xmlns:pic="http://schemas.openxmlformats.org/drawingml/2006/picture">
+            <wp:extent cx="5486400" cy="3429000"/>
+            <wp:docPr id="32" name="Picture 32"/>
+            <wp:cNvGraphicFramePr>
+              <a:graphicFrameLocks noChangeAspect="1"/>
+            </wp:cNvGraphicFramePr>
+            <a:graphic>
+              <a:graphicData uri="http://schemas.openxmlformats.org/drawingml/2006/picture">
+                <pic:pic>
+                  <pic:nvPicPr>
+                    <pic:cNvPr id="0" name="example-d-print-markers.png"/>
+                    <pic:cNvPicPr/>
+                  </pic:nvPicPr>
+                  <pic:blipFill>
+                    <a:blip r:embed="rId36"/>
+                    <a:stretch>
+                      <a:fillRect/>
+                    </a:stretch>
+                  </pic:blipFill>
+                  <pic:spPr>
+                    <a:xfrm>
+                      <a:off x="0" y="0"/>
+                      <a:ext cx="5486400" cy="3429000"/>
+                    </a:xfrm>
+                    <a:prstGeom prst="rect"/>
+                  </pic:spPr>
+                </pic:pic>
+              </a:graphicData>
+            </a:graphic>
+          </wp:inline>
+        </w:drawing>
+      </w:r>
+    </w:p>
+    <w:p>
+      <w:pPr>
+        <w:jc w:val="center"/>
+      </w:pPr>
+      <w:r>
+        <w:rPr>
+          <w:i/>
+          <w:color w:val="64748B"/>
+          <w:sz w:val="18"/>
+        </w:rPr>
+        <w:t>ArUco marker print dialog — 6 markers</w:t>
+      </w:r>
+    </w:p>
+    <w:p>
+      <w:r>
+        <w:t>2. Place markers on the stage floor:</w:t>
+        <w:br/>
+        <w:t xml:space="preserve">   - Minimum 3 markers, recommended 4-6</w:t>
+        <w:br/>
+        <w:t xml:space="preserve">   - Spread across the camera's field of view</w:t>
+        <w:br/>
+        <w:t xml:space="preserve">   - Place flat on the floor (tilted markers reduce accuracy)</w:t>
+        <w:br/>
+        <w:t xml:space="preserve">   - Measure each marker's X, Y position from the stage origin (mm)</w:t>
+      </w:r>
+    </w:p>
+    <w:p>
+      <w:pPr>
+        <w:pStyle w:val="Heading3"/>
+      </w:pPr>
+      <w:r>
+        <w:t>Part 2 — Register and Position Camera</w:t>
+      </w:r>
+    </w:p>
+    <w:p>
+      <w:r>
+        <w:t>3. Register camera - Setup tab -&gt; Discover, or Settings -&gt; Cameras -&gt; add IP.</w:t>
+        <w:br/>
+        <w:t xml:space="preserve">   Each USB camera sensor appears as a separate fixture.</w:t>
+      </w:r>
+    </w:p>
+    <w:p>
+      <w:pPr>
+        <w:jc w:val="center"/>
+      </w:pPr>
+      <w:r>
+        <w:drawing>
+          <wp:inline xmlns:a="http://schemas.openxmlformats.org/drawingml/2006/main" xmlns:pic="http://schemas.openxmlformats.org/drawingml/2006/picture">
+            <wp:extent cx="5486400" cy="3429000"/>
+            <wp:docPr id="33" name="Picture 33"/>
+            <wp:cNvGraphicFramePr>
+              <a:graphicFrameLocks noChangeAspect="1"/>
+            </wp:cNvGraphicFramePr>
+            <a:graphic>
+              <a:graphicData uri="http://schemas.openxmlformats.org/drawingml/2006/picture">
+                <pic:pic>
+                  <pic:nvPicPr>
+                    <pic:cNvPr id="0" name="example-d-camera-config.png"/>
+                    <pic:cNvPicPr/>
+                  </pic:nvPicPr>
+                  <pic:blipFill>
+                    <a:blip r:embed="rId37"/>
+                    <a:stretch>
+                      <a:fillRect/>
+                    </a:stretch>
+                  </pic:blipFill>
+                  <pic:spPr>
+                    <a:xfrm>
+                      <a:off x="0" y="0"/>
+                      <a:ext cx="5486400" cy="3429000"/>
+                    </a:xfrm>
+                    <a:prstGeom prst="rect"/>
+                  </pic:spPr>
+                </pic:pic>
+              </a:graphicData>
+            </a:graphic>
+          </wp:inline>
+        </w:drawing>
+      </w:r>
+    </w:p>
+    <w:p>
+      <w:pPr>
+        <w:jc w:val="center"/>
+      </w:pPr>
+      <w:r>
+        <w:rPr>
+          <w:i/>
+          <w:color w:val="64748B"/>
+          <w:sz w:val="18"/>
+        </w:rPr>
+        <w:t>Camera configuration — list with IP and status</w:t>
+      </w:r>
+    </w:p>
+    <w:p>
+      <w:r>
+        <w:t>4. Position in 3D - Layout tab -&gt; drag camera to its physical position.</w:t>
+        <w:br/>
+        <w:t xml:space="preserve">   Set rotation to match aim direction. The camera frustum should cover the markers on stage.</w:t>
+      </w:r>
+    </w:p>
+    <w:p>
+      <w:pPr>
+        <w:pStyle w:val="Heading3"/>
+      </w:pPr>
+      <w:r>
+        <w:t>Part 3 — Calibrate and Verify</w:t>
+      </w:r>
+    </w:p>
+    <w:p>
+      <w:r>
+        <w:t>5. Run calibration - Layout tab -&gt; click camera -&gt; Calibrate:</w:t>
+        <w:br/>
+        <w:t xml:space="preserve">   - Camera captures a frame, ArUco markers are auto-detected</w:t>
+        <w:br/>
+        <w:t xml:space="preserve">   - For each marker: enter the real-world X, Y coordinates, click Record</w:t>
+        <w:br/>
+        <w:t xml:space="preserve">   - Click Compute — builds a homography matrix (pixels -&gt; stage coords)</w:t>
+      </w:r>
+    </w:p>
+    <w:p>
+      <w:pPr>
+        <w:jc w:val="center"/>
+      </w:pPr>
+      <w:r>
+        <w:drawing>
+          <wp:inline xmlns:a="http://schemas.openxmlformats.org/drawingml/2006/main" xmlns:pic="http://schemas.openxmlformats.org/drawingml/2006/picture">
+            <wp:extent cx="5486400" cy="3429000"/>
+            <wp:docPr id="34" name="Picture 34"/>
+            <wp:cNvGraphicFramePr>
+              <a:graphicFrameLocks noChangeAspect="1"/>
+            </wp:cNvGraphicFramePr>
+            <a:graphic>
+              <a:graphicData uri="http://schemas.openxmlformats.org/drawingml/2006/picture">
+                <pic:pic>
+                  <pic:nvPicPr>
+                    <pic:cNvPr id="0" name="example-d-detection.png"/>
+                    <pic:cNvPicPr/>
+                  </pic:nvPicPr>
+                  <pic:blipFill>
+                    <a:blip r:embed="rId38"/>
+                    <a:stretch>
+                      <a:fillRect/>
+                    </a:stretch>
+                  </pic:blipFill>
+                  <pic:spPr>
+                    <a:xfrm>
+                      <a:off x="0" y="0"/>
+                      <a:ext cx="5486400" cy="3429000"/>
+                    </a:xfrm>
+                    <a:prstGeom prst="rect"/>
+                  </pic:spPr>
+                </pic:pic>
+              </a:graphicData>
+            </a:graphic>
+          </wp:inline>
+        </w:drawing>
+      </w:r>
+    </w:p>
+    <w:p>
+      <w:pPr>
+        <w:jc w:val="center"/>
+      </w:pPr>
+      <w:r>
+        <w:rPr>
+          <w:i/>
+          <w:color w:val="64748B"/>
+          <w:sz w:val="18"/>
+        </w:rPr>
+        <w:t>ArUco markers detected — green overlays with IDs</w:t>
+      </w:r>
+    </w:p>
+    <w:p>
+      <w:r>
+        <w:t>6. Review results:</w:t>
+        <w:br/>
+        <w:t xml:space="preserve">   - Reprojection error: &lt; 10mm excellent, 10-20mm good, &gt; 50mm re-try</w:t>
+        <w:br/>
+        <w:t xml:space="preserve">   - Reference points: should match markers recorded</w:t>
+        <w:br/>
+        <w:t xml:space="preserve">   - Coverage area: larger is better</w:t>
+        <w:br/>
+        <w:br/>
+        <w:t>7. Save - Click Save. The camera badge shows a green checkmark.</w:t>
+        <w:br/>
+        <w:t xml:space="preserve">   All tracking and detection features now use stage coordinates.</w:t>
+      </w:r>
+    </w:p>
+    <w:p>
+      <w:pPr>
+        <w:jc w:val="center"/>
+      </w:pPr>
+      <w:r>
+        <w:drawing>
+          <wp:inline xmlns:a="http://schemas.openxmlformats.org/drawingml/2006/main" xmlns:pic="http://schemas.openxmlformats.org/drawingml/2006/picture">
+            <wp:extent cx="5486400" cy="3429000"/>
+            <wp:docPr id="35" name="Picture 35"/>
+            <wp:cNvGraphicFramePr>
+              <a:graphicFrameLocks noChangeAspect="1"/>
+            </wp:cNvGraphicFramePr>
+            <a:graphic>
+              <a:graphicData uri="http://schemas.openxmlformats.org/drawingml/2006/picture">
+                <pic:pic>
+                  <pic:nvPicPr>
+                    <pic:cNvPr id="0" name="example-d-result.png"/>
+                    <pic:cNvPicPr/>
+                  </pic:nvPicPr>
+                  <pic:blipFill>
+                    <a:blip r:embed="rId39"/>
+                    <a:stretch>
+                      <a:fillRect/>
+                    </a:stretch>
+                  </pic:blipFill>
+                  <pic:spPr>
+                    <a:xfrm>
+                      <a:off x="0" y="0"/>
+                      <a:ext cx="5486400" cy="3429000"/>
+                    </a:xfrm>
+                    <a:prstGeom prst="rect"/>
+                  </pic:spPr>
+                </pic:pic>
+              </a:graphicData>
+            </a:graphic>
+          </wp:inline>
+        </w:drawing>
+      </w:r>
+    </w:p>
+    <w:p>
+      <w:pPr>
+        <w:jc w:val="center"/>
+      </w:pPr>
+      <w:r>
+        <w:rPr>
+          <w:i/>
+          <w:color w:val="64748B"/>
+          <w:sz w:val="18"/>
+        </w:rPr>
+        <w:t>Calibration complete — error and coverage summary</w:t>
+      </w:r>
+    </w:p>
+    <w:p>
+      <w:pPr>
+        <w:pStyle w:val="Heading3"/>
+      </w:pPr>
+      <w:r>
+        <w:t>Tips</w:t>
+      </w:r>
+    </w:p>
+    <w:p>
+      <w:r>
+        <w:t>- Use large markers (&gt; 10 cm) for reliable detection at distance</w:t>
+        <w:br/>
+        <w:t>- Place markers at the extremes of the camera's view, not just center</w:t>
+        <w:br/>
+        <w:t>- Avoid direct glare on glossy printed markers</w:t>
+        <w:br/>
+        <w:t>- Re-calibrate when: camera moved, lens changed, or stage reconfigured</w:t>
+      </w:r>
+    </w:p>
+    <w:p>
+      <w:pPr>
+        <w:pStyle w:val="Heading2"/>
+      </w:pPr>
+      <w:r>
+        <w:t>Example E: Spotlight Follow Person — Live Tracking Preset</w:t>
+      </w:r>
+    </w:p>
+    <w:p>
+      <w:r>
+        <w:t>Use the built-in Spotlight: Follow Person preset to make moving heads automatically follow people detected by a camera in real-time.</w:t>
+      </w:r>
+    </w:p>
+    <w:p>
+      <w:pPr>
+        <w:pStyle w:val="Heading3"/>
+      </w:pPr>
+      <w:r>
+        <w:t>Prerequisites</w:t>
+      </w:r>
+    </w:p>
+    <w:p>
+      <w:r>
+        <w:t>- Camera node online with person detection working</w:t>
+        <w:br/>
+        <w:t>- DMX moving head fixtures placed on the Layout tab</w:t>
+        <w:br/>
+        <w:t>- Camera calibration complete (Example D)</w:t>
+        <w:br/>
+        <w:t>- Mover calibration complete (Example C)</w:t>
+        <w:br/>
+        <w:t>- Art-Net engine running</w:t>
+      </w:r>
+    </w:p>
+    <w:p>
+      <w:pPr>
+        <w:pStyle w:val="Heading3"/>
+      </w:pPr>
+      <w:r>
+        <w:t>Steps</w:t>
+      </w:r>
+    </w:p>
+    <w:p>
+      <w:r>
+        <w:t>1. Load the preset - Runtime tab -&gt; Load Show -&gt; Spotlight: Follow Person.</w:t>
+        <w:br/>
+        <w:t xml:space="preserve">   Warnings appear if camera or movers are missing (preset still loads).</w:t>
+        <w:br/>
+        <w:br/>
+        <w:t>2. What it creates:</w:t>
+        <w:br/>
+        <w:t xml:space="preserve">   - Track action (type 18) on all movers targeting "person" objects</w:t>
+        <w:br/>
+        <w:t xml:space="preserve">   - Warm spotlight color (255, 240, 200) at full dimmer</w:t>
+        <w:br/>
+        <w:t xml:space="preserve">   - Dim blue ambient wash on LED fixtures for framing</w:t>
+        <w:br/>
+        <w:t xml:space="preserve">   - 10-minute looping timeline for the DMX playback loop</w:t>
+        <w:br/>
+        <w:br/>
+        <w:t>3. Start camera tracking - Layout tab -&gt; click camera -&gt; Track toggle.</w:t>
+        <w:br/>
+        <w:t xml:space="preserve">   Pink person capsules appear in the 3D viewport.</w:t>
+        <w:br/>
+        <w:br/>
+        <w:t>4. Start playback - Click Bake, then Start. The 40 Hz DMX loop begins.</w:t>
+        <w:br/>
+        <w:br/>
+        <w:t>5. Walk on stage - Within 2 seconds, heads light up and aim at you.</w:t>
+        <w:br/>
+        <w:t xml:space="preserve">   As you move, beams follow in real-time.</w:t>
+      </w:r>
+    </w:p>
+    <w:p>
+      <w:pPr>
+        <w:pStyle w:val="Heading3"/>
+      </w:pPr>
+      <w:r>
+        <w:t>Multi-Person Behavior</w:t>
+      </w:r>
+    </w:p>
+    <w:tbl>
+      <w:tblPr>
+        <w:tblStyle w:val="LightGrid-Accent1"/>
+        <w:tblW w:type="auto" w:w="0"/>
+        <w:jc w:val="center"/>
+        <w:tblLook w:firstColumn="1" w:firstRow="1" w:lastColumn="0" w:lastRow="0" w:noHBand="0" w:noVBand="1" w:val="04A0"/>
+      </w:tblPr>
+      <w:tblGrid>
+        <w:gridCol w:w="4320"/>
+        <w:gridCol w:w="4320"/>
+      </w:tblGrid>
+      <w:tr>
+        <w:tc>
+          <w:tcPr>
+            <w:tcW w:type="dxa" w:w="4320"/>
+          </w:tcPr>
+          <w:p>
+            <w:r>
+              <w:rPr>
+                <w:b/>
+              </w:rPr>
+              <w:t>People in View</w:t>
+            </w:r>
+          </w:p>
+        </w:tc>
+        <w:tc>
+          <w:tcPr>
+            <w:tcW w:type="dxa" w:w="4320"/>
+          </w:tcPr>
+          <w:p>
+            <w:r>
+              <w:rPr>
+                <w:b/>
+              </w:rPr>
+              <w:t>With 2 Moving Heads</w:t>
+            </w:r>
+          </w:p>
+        </w:tc>
+      </w:tr>
+      <w:tr>
+        <w:tc>
+          <w:tcPr>
+            <w:tcW w:type="dxa" w:w="4320"/>
+          </w:tcPr>
+          <w:p>
+            <w:r>
+              <w:t>1 person</w:t>
+            </w:r>
+          </w:p>
+        </w:tc>
+        <w:tc>
+          <w:tcPr>
+            <w:tcW w:type="dxa" w:w="4320"/>
+          </w:tcPr>
+          <w:p>
+            <w:r>
+              <w:t>Both heads aim at the same person</w:t>
+            </w:r>
+          </w:p>
+        </w:tc>
+      </w:tr>
+      <w:tr>
+        <w:tc>
+          <w:tcPr>
+            <w:tcW w:type="dxa" w:w="4320"/>
+          </w:tcPr>
+          <w:p>
+            <w:r>
+              <w:t>2 people</w:t>
+            </w:r>
+          </w:p>
+        </w:tc>
+        <w:tc>
+          <w:tcPr>
+            <w:tcW w:type="dxa" w:w="4320"/>
+          </w:tcPr>
+          <w:p>
+            <w:r>
+              <w:t>One head per person (auto-spread)</w:t>
+            </w:r>
+          </w:p>
+        </w:tc>
+      </w:tr>
+      <w:tr>
+        <w:tc>
+          <w:tcPr>
+            <w:tcW w:type="dxa" w:w="4320"/>
+          </w:tcPr>
+          <w:p>
+            <w:r>
+              <w:t>3+ people</w:t>
+            </w:r>
+          </w:p>
+        </w:tc>
+        <w:tc>
+          <w:tcPr>
+            <w:tcW w:type="dxa" w:w="4320"/>
+          </w:tcPr>
+          <w:p>
+            <w:r>
+              <w:t>Heads cycle through people every 2s</w:t>
+            </w:r>
+          </w:p>
+        </w:tc>
+      </w:tr>
+    </w:tbl>
+    <w:p>
+      <w:r>
+        <w:br w:type="page"/>
+      </w:r>
+    </w:p>
+    <w:p>
+      <w:pPr>
+        <w:pStyle w:val="Heading1"/>
+      </w:pPr>
+      <w:r>
+        <w:t>17. API Quick Reference</w:t>
       </w:r>
     </w:p>
     <w:p>

--- a/docs/SlyLED_User_Manual.docx
+++ b/docs/SlyLED_User_Manual.docx
@@ -861,11 +861,11 @@
               <a:graphicData uri="http://schemas.openxmlformats.org/drawingml/2006/picture">
                 <pic:pic>
                   <pic:nvPicPr>
-                    <pic:cNvPr id="0" name="spa-setup-add-led.png"/>
+                    <pic:cNvPr id="0" name="spa-setup-add-dmx.png"/>
                     <pic:cNvPicPr/>
                   </pic:nvPicPr>
                   <pic:blipFill>
-                    <a:blip r:embed="rId14"/>
+                    <a:blip r:embed="rId15"/>
                     <a:stretch>
                       <a:fillRect/>
                     </a:stretch>
@@ -940,7 +940,7 @@
                     <pic:cNvPicPr/>
                   </pic:nvPicPr>
                   <pic:blipFill>
-                    <a:blip r:embed="rId15"/>
+                    <a:blip r:embed="rId16"/>
                     <a:stretch>
                       <a:fillRect/>
                     </a:stretch>
@@ -1200,7 +1200,7 @@
                     <pic:cNvPicPr/>
                   </pic:nvPicPr>
                   <pic:blipFill>
-                    <a:blip r:embed="rId16"/>
+                    <a:blip r:embed="rId17"/>
                     <a:stretch>
                       <a:fillRect/>
                     </a:stretch>
@@ -1663,7 +1663,7 @@
                     <pic:cNvPicPr/>
                   </pic:nvPicPr>
                   <pic:blipFill>
-                    <a:blip r:embed="rId17"/>
+                    <a:blip r:embed="rId18"/>
                     <a:stretch>
                       <a:fillRect/>
                     </a:stretch>
@@ -2362,71 +2362,6 @@
                     <pic:cNvPicPr/>
                   </pic:nvPicPr>
                   <pic:blipFill>
-                    <a:blip r:embed="rId18"/>
-                    <a:stretch>
-                      <a:fillRect/>
-                    </a:stretch>
-                  </pic:blipFill>
-                  <pic:spPr>
-                    <a:xfrm>
-                      <a:off x="0" y="0"/>
-                      <a:ext cx="5486400" cy="3429000"/>
-                    </a:xfrm>
-                    <a:prstGeom prst="rect"/>
-                  </pic:spPr>
-                </pic:pic>
-              </a:graphicData>
-            </a:graphic>
-          </wp:inline>
-        </w:drawing>
-      </w:r>
-    </w:p>
-    <w:p>
-      <w:pPr>
-        <w:jc w:val="center"/>
-      </w:pPr>
-      <w:r>
-        <w:rPr>
-          <w:i/>
-          <w:color w:val="64748B"/>
-          <w:sz w:val="18"/>
-        </w:rPr>
-        <w:t>Fixture Profile Library — 12 built-in profiles</w:t>
-      </w:r>
-    </w:p>
-    <w:p>
-      <w:pPr>
-        <w:pStyle w:val="Heading2"/>
-      </w:pPr>
-      <w:r>
-        <w:t>Viewing a Profile</w:t>
-      </w:r>
-    </w:p>
-    <w:p>
-      <w:r>
-        <w:t>Click View on any profile to see the full channel table with capabilities. Moving head profiles show pan/tilt ranges, beam width, and color mode.</w:t>
-      </w:r>
-    </w:p>
-    <w:p>
-      <w:pPr>
-        <w:jc w:val="center"/>
-      </w:pPr>
-      <w:r>
-        <w:drawing>
-          <wp:inline xmlns:a="http://schemas.openxmlformats.org/drawingml/2006/main" xmlns:pic="http://schemas.openxmlformats.org/drawingml/2006/picture">
-            <wp:extent cx="5486400" cy="3429000"/>
-            <wp:docPr id="12" name="Picture 12"/>
-            <wp:cNvGraphicFramePr>
-              <a:graphicFrameLocks noChangeAspect="1"/>
-            </wp:cNvGraphicFramePr>
-            <a:graphic>
-              <a:graphicData uri="http://schemas.openxmlformats.org/drawingml/2006/picture">
-                <pic:pic>
-                  <pic:nvPicPr>
-                    <pic:cNvPr id="0" name="spa-settings-profile-view.png"/>
-                    <pic:cNvPicPr/>
-                  </pic:nvPicPr>
-                  <pic:blipFill>
                     <a:blip r:embed="rId19"/>
                     <a:stretch>
                       <a:fillRect/>
@@ -2456,7 +2391,7 @@
           <w:color w:val="64748B"/>
           <w:sz w:val="18"/>
         </w:rPr>
-        <w:t>Moving Head 16-bit profile with 13 channels and capability ranges</w:t>
+        <w:t>Fixture Profile Library — 12 built-in profiles</w:t>
       </w:r>
     </w:p>
     <w:p>
@@ -2464,12 +2399,12 @@
         <w:pStyle w:val="Heading2"/>
       </w:pPr>
       <w:r>
-        <w:t>Creating Custom Profiles</w:t>
+        <w:t>Viewing a Profile</w:t>
       </w:r>
     </w:p>
     <w:p>
       <w:r>
-        <w:t>Click "New Profile" to open the editor. Define channels with type, name, bits (8/16), and capability ranges. Click the capabilities button on each channel to define what DMX value ranges do (e.g., gobo positions, strobe speeds, color wheel slots).</w:t>
+        <w:t>Click View on any profile to see the full channel table with capabilities. Moving head profiles show pan/tilt ranges, beam width, and color mode.</w:t>
       </w:r>
     </w:p>
     <w:p>
@@ -2480,7 +2415,7 @@
         <w:drawing>
           <wp:inline xmlns:a="http://schemas.openxmlformats.org/drawingml/2006/main" xmlns:pic="http://schemas.openxmlformats.org/drawingml/2006/picture">
             <wp:extent cx="5486400" cy="3429000"/>
-            <wp:docPr id="13" name="Picture 13"/>
+            <wp:docPr id="12" name="Picture 12"/>
             <wp:cNvGraphicFramePr>
               <a:graphicFrameLocks noChangeAspect="1"/>
             </wp:cNvGraphicFramePr>
@@ -2488,7 +2423,7 @@
               <a:graphicData uri="http://schemas.openxmlformats.org/drawingml/2006/picture">
                 <pic:pic>
                   <pic:nvPicPr>
-                    <pic:cNvPr id="0" name="spa-settings-profile-editor.png"/>
+                    <pic:cNvPr id="0" name="spa-settings-profile-view.png"/>
                     <pic:cNvPicPr/>
                   </pic:nvPicPr>
                   <pic:blipFill>
@@ -2521,7 +2456,20 @@
           <w:color w:val="64748B"/>
           <w:sz w:val="18"/>
         </w:rPr>
-        <w:t>Profile editor — channel table with type dropdowns</w:t>
+        <w:t>Moving Head 16-bit profile with 13 channels and capability ranges</w:t>
+      </w:r>
+    </w:p>
+    <w:p>
+      <w:pPr>
+        <w:pStyle w:val="Heading2"/>
+      </w:pPr>
+      <w:r>
+        <w:t>Creating Custom Profiles</w:t>
+      </w:r>
+    </w:p>
+    <w:p>
+      <w:r>
+        <w:t>Click "New Profile" to open the editor. Define channels with type, name, bits (8/16), and capability ranges. Click the capabilities button on each channel to define what DMX value ranges do (e.g., gobo positions, strobe speeds, color wheel slots).</w:t>
       </w:r>
     </w:p>
     <w:p>
@@ -2532,7 +2480,7 @@
         <w:drawing>
           <wp:inline xmlns:a="http://schemas.openxmlformats.org/drawingml/2006/main" xmlns:pic="http://schemas.openxmlformats.org/drawingml/2006/picture">
             <wp:extent cx="5486400" cy="3429000"/>
-            <wp:docPr id="14" name="Picture 14"/>
+            <wp:docPr id="13" name="Picture 13"/>
             <wp:cNvGraphicFramePr>
               <a:graphicFrameLocks noChangeAspect="1"/>
             </wp:cNvGraphicFramePr>
@@ -2540,7 +2488,7 @@
               <a:graphicData uri="http://schemas.openxmlformats.org/drawingml/2006/picture">
                 <pic:pic>
                   <pic:nvPicPr>
-                    <pic:cNvPr id="0" name="workflow-profile-caps.png"/>
+                    <pic:cNvPr id="0" name="spa-settings-profile-editor.png"/>
                     <pic:cNvPicPr/>
                   </pic:nvPicPr>
                   <pic:blipFill>
@@ -2573,20 +2521,7 @@
           <w:color w:val="64748B"/>
           <w:sz w:val="18"/>
         </w:rPr>
-        <w:t>Capability range editor for a channel</w:t>
-      </w:r>
-    </w:p>
-    <w:p>
-      <w:pPr>
-        <w:pStyle w:val="Heading2"/>
-      </w:pPr>
-      <w:r>
-        <w:t>Importing from Open Fixture Library</w:t>
-      </w:r>
-    </w:p>
-    <w:p>
-      <w:r>
-        <w:t>Click "Import OFL" to paste fixture JSON from open-fixture-library.org. The importer converts OFL's capability model to SlyLED format, handling multi-mode fixtures, 16-bit channels, and color detection automatically.</w:t>
+        <w:t>Profile editor — channel table with type dropdowns</w:t>
       </w:r>
     </w:p>
     <w:p>
@@ -2597,7 +2532,7 @@
         <w:drawing>
           <wp:inline xmlns:a="http://schemas.openxmlformats.org/drawingml/2006/main" xmlns:pic="http://schemas.openxmlformats.org/drawingml/2006/picture">
             <wp:extent cx="5486400" cy="3429000"/>
-            <wp:docPr id="15" name="Picture 15"/>
+            <wp:docPr id="14" name="Picture 14"/>
             <wp:cNvGraphicFramePr>
               <a:graphicFrameLocks noChangeAspect="1"/>
             </wp:cNvGraphicFramePr>
@@ -2605,7 +2540,7 @@
               <a:graphicData uri="http://schemas.openxmlformats.org/drawingml/2006/picture">
                 <pic:pic>
                   <pic:nvPicPr>
-                    <pic:cNvPr id="0" name="spa-settings-ofl-import.png"/>
+                    <pic:cNvPr id="0" name="workflow-profile-caps.png"/>
                     <pic:cNvPicPr/>
                   </pic:nvPicPr>
                   <pic:blipFill>
@@ -2638,6 +2573,71 @@
           <w:color w:val="64748B"/>
           <w:sz w:val="18"/>
         </w:rPr>
+        <w:t>Capability range editor for a channel</w:t>
+      </w:r>
+    </w:p>
+    <w:p>
+      <w:pPr>
+        <w:pStyle w:val="Heading2"/>
+      </w:pPr>
+      <w:r>
+        <w:t>Importing from Open Fixture Library</w:t>
+      </w:r>
+    </w:p>
+    <w:p>
+      <w:r>
+        <w:t>Click "Import OFL" to paste fixture JSON from open-fixture-library.org. The importer converts OFL's capability model to SlyLED format, handling multi-mode fixtures, 16-bit channels, and color detection automatically.</w:t>
+      </w:r>
+    </w:p>
+    <w:p>
+      <w:pPr>
+        <w:jc w:val="center"/>
+      </w:pPr>
+      <w:r>
+        <w:drawing>
+          <wp:inline xmlns:a="http://schemas.openxmlformats.org/drawingml/2006/main" xmlns:pic="http://schemas.openxmlformats.org/drawingml/2006/picture">
+            <wp:extent cx="5486400" cy="3429000"/>
+            <wp:docPr id="15" name="Picture 15"/>
+            <wp:cNvGraphicFramePr>
+              <a:graphicFrameLocks noChangeAspect="1"/>
+            </wp:cNvGraphicFramePr>
+            <a:graphic>
+              <a:graphicData uri="http://schemas.openxmlformats.org/drawingml/2006/picture">
+                <pic:pic>
+                  <pic:nvPicPr>
+                    <pic:cNvPr id="0" name="spa-settings-ofl-import.png"/>
+                    <pic:cNvPicPr/>
+                  </pic:nvPicPr>
+                  <pic:blipFill>
+                    <a:blip r:embed="rId23"/>
+                    <a:stretch>
+                      <a:fillRect/>
+                    </a:stretch>
+                  </pic:blipFill>
+                  <pic:spPr>
+                    <a:xfrm>
+                      <a:off x="0" y="0"/>
+                      <a:ext cx="5486400" cy="3429000"/>
+                    </a:xfrm>
+                    <a:prstGeom prst="rect"/>
+                  </pic:spPr>
+                </pic:pic>
+              </a:graphicData>
+            </a:graphic>
+          </wp:inline>
+        </w:drawing>
+      </w:r>
+    </w:p>
+    <w:p>
+      <w:pPr>
+        <w:jc w:val="center"/>
+      </w:pPr>
+      <w:r>
+        <w:rPr>
+          <w:i/>
+          <w:color w:val="64748B"/>
+          <w:sz w:val="18"/>
+        </w:rPr>
         <w:t>Open Fixture Library import modal</w:t>
       </w:r>
     </w:p>
@@ -2687,7 +2687,7 @@
                     <pic:cNvPicPr/>
                   </pic:nvPicPr>
                   <pic:blipFill>
-                    <a:blip r:embed="rId23"/>
+                    <a:blip r:embed="rId24"/>
                     <a:stretch>
                       <a:fillRect/>
                     </a:stretch>
@@ -2770,7 +2770,7 @@
                     <pic:cNvPicPr/>
                   </pic:nvPicPr>
                   <pic:blipFill>
-                    <a:blip r:embed="rId24"/>
+                    <a:blip r:embed="rId25"/>
                     <a:stretch>
                       <a:fillRect/>
                     </a:stretch>
@@ -2872,7 +2872,7 @@
                     <pic:cNvPicPr/>
                   </pic:nvPicPr>
                   <pic:blipFill>
-                    <a:blip r:embed="rId25"/>
+                    <a:blip r:embed="rId26"/>
                     <a:stretch>
                       <a:fillRect/>
                     </a:stretch>
@@ -3097,7 +3097,7 @@
                     <pic:cNvPicPr/>
                   </pic:nvPicPr>
                   <pic:blipFill>
-                    <a:blip r:embed="rId25"/>
+                    <a:blip r:embed="rId26"/>
                     <a:stretch>
                       <a:fillRect/>
                     </a:stretch>
@@ -4118,7 +4118,7 @@
                     <pic:cNvPicPr/>
                   </pic:nvPicPr>
                   <pic:blipFill>
-                    <a:blip r:embed="rId26"/>
+                    <a:blip r:embed="rId27"/>
                     <a:stretch>
                       <a:fillRect/>
                     </a:stretch>
@@ -4198,7 +4198,7 @@
                     <pic:cNvPicPr/>
                   </pic:nvPicPr>
                   <pic:blipFill>
-                    <a:blip r:embed="rId27"/>
+                    <a:blip r:embed="rId28"/>
                     <a:stretch>
                       <a:fillRect/>
                     </a:stretch>
@@ -4269,77 +4269,6 @@
                     <pic:cNvPicPr/>
                   </pic:nvPicPr>
                   <pic:blipFill>
-                    <a:blip r:embed="rId28"/>
-                    <a:stretch>
-                      <a:fillRect/>
-                    </a:stretch>
-                  </pic:blipFill>
-                  <pic:spPr>
-                    <a:xfrm>
-                      <a:off x="0" y="0"/>
-                      <a:ext cx="5486400" cy="3429000"/>
-                    </a:xfrm>
-                    <a:prstGeom prst="rect"/>
-                  </pic:spPr>
-                </pic:pic>
-              </a:graphicData>
-            </a:graphic>
-          </wp:inline>
-        </w:drawing>
-      </w:r>
-    </w:p>
-    <w:p>
-      <w:pPr>
-        <w:jc w:val="center"/>
-      </w:pPr>
-      <w:r>
-        <w:rPr>
-          <w:i/>
-          <w:color w:val="64748B"/>
-          <w:sz w:val="18"/>
-        </w:rPr>
-        <w:t>Actions tab — Sweep Green spatial effect</w:t>
-      </w:r>
-    </w:p>
-    <w:p>
-      <w:pPr>
-        <w:pStyle w:val="Heading3"/>
-      </w:pPr>
-      <w:r>
-        <w:t>Part 3 — Timeline, Bake, and Playback</w:t>
-      </w:r>
-    </w:p>
-    <w:p>
-      <w:r>
-        <w:t>6. Create a timeline - Shows tab -&gt; + New Timeline:</w:t>
-        <w:br/>
-        <w:t xml:space="preserve">   - Name: Mover Tracking Demo, Duration: 20s, Loop: On</w:t>
-        <w:br/>
-        <w:t xml:space="preserve">   - Add track targeting All Performers</w:t>
-        <w:br/>
-        <w:t xml:space="preserve">   - Add clip referencing Sweep Green, 0s start, 8s duration</w:t>
-      </w:r>
-    </w:p>
-    <w:p>
-      <w:pPr>
-        <w:jc w:val="center"/>
-      </w:pPr>
-      <w:r>
-        <w:drawing>
-          <wp:inline xmlns:a="http://schemas.openxmlformats.org/drawingml/2006/main" xmlns:pic="http://schemas.openxmlformats.org/drawingml/2006/picture">
-            <wp:extent cx="5486400" cy="3429000"/>
-            <wp:docPr id="23" name="Picture 23"/>
-            <wp:cNvGraphicFramePr>
-              <a:graphicFrameLocks noChangeAspect="1"/>
-            </wp:cNvGraphicFramePr>
-            <a:graphic>
-              <a:graphicData uri="http://schemas.openxmlformats.org/drawingml/2006/picture">
-                <pic:pic>
-                  <pic:nvPicPr>
-                    <pic:cNvPr id="0" name="example-b-timeline.png"/>
-                    <pic:cNvPicPr/>
-                  </pic:nvPicPr>
-                  <pic:blipFill>
                     <a:blip r:embed="rId29"/>
                     <a:stretch>
                       <a:fillRect/>
@@ -4369,15 +4298,26 @@
           <w:color w:val="64748B"/>
           <w:sz w:val="18"/>
         </w:rPr>
-        <w:t>Shows tab — timeline with spatial effect clip</w:t>
+        <w:t>Actions tab — Sweep Green spatial effect</w:t>
+      </w:r>
+    </w:p>
+    <w:p>
+      <w:pPr>
+        <w:pStyle w:val="Heading3"/>
+      </w:pPr>
+      <w:r>
+        <w:t>Part 3 — Timeline, Bake, and Playback</w:t>
       </w:r>
     </w:p>
     <w:p>
       <w:r>
-        <w:t>7. Bake the timeline - Click Bake. The engine computes per-fixture pan/tilt angles for each 25ms frame.</w:t>
+        <w:t>6. Create a timeline - Shows tab -&gt; + New Timeline:</w:t>
         <w:br/>
+        <w:t xml:space="preserve">   - Name: Mover Tracking Demo, Duration: 20s, Loop: On</w:t>
         <w:br/>
-        <w:t>8. Start playback - Switch to Runtime tab. Click Start. Both beam cones animate in real-time, tracking the green sphere across the stage.</w:t>
+        <w:t xml:space="preserve">   - Add track targeting All Performers</w:t>
+        <w:br/>
+        <w:t xml:space="preserve">   - Add clip referencing Sweep Green, 0s start, 8s duration</w:t>
       </w:r>
     </w:p>
     <w:p>
@@ -4388,7 +4328,7 @@
         <w:drawing>
           <wp:inline xmlns:a="http://schemas.openxmlformats.org/drawingml/2006/main" xmlns:pic="http://schemas.openxmlformats.org/drawingml/2006/picture">
             <wp:extent cx="5486400" cy="3429000"/>
-            <wp:docPr id="24" name="Picture 24"/>
+            <wp:docPr id="23" name="Picture 23"/>
             <wp:cNvGraphicFramePr>
               <a:graphicFrameLocks noChangeAspect="1"/>
             </wp:cNvGraphicFramePr>
@@ -4396,7 +4336,7 @@
               <a:graphicData uri="http://schemas.openxmlformats.org/drawingml/2006/picture">
                 <pic:pic>
                   <pic:nvPicPr>
-                    <pic:cNvPr id="0" name="example-b-tracking-t0.png"/>
+                    <pic:cNvPr id="0" name="example-b-timeline.png"/>
                     <pic:cNvPicPr/>
                   </pic:nvPicPr>
                   <pic:blipFill>
@@ -4429,7 +4369,15 @@
           <w:color w:val="64748B"/>
           <w:sz w:val="18"/>
         </w:rPr>
-        <w:t>Runtime — beam cones at start position (T=0s)</w:t>
+        <w:t>Shows tab — timeline with spatial effect clip</w:t>
+      </w:r>
+    </w:p>
+    <w:p>
+      <w:r>
+        <w:t>7. Bake the timeline - Click Bake. The engine computes per-fixture pan/tilt angles for each 25ms frame.</w:t>
+        <w:br/>
+        <w:br/>
+        <w:t>8. Start playback - Switch to Runtime tab. Click Start. Both beam cones animate in real-time, tracking the green sphere across the stage.</w:t>
       </w:r>
     </w:p>
     <w:p>
@@ -4440,7 +4388,7 @@
         <w:drawing>
           <wp:inline xmlns:a="http://schemas.openxmlformats.org/drawingml/2006/main" xmlns:pic="http://schemas.openxmlformats.org/drawingml/2006/picture">
             <wp:extent cx="5486400" cy="3429000"/>
-            <wp:docPr id="25" name="Picture 25"/>
+            <wp:docPr id="24" name="Picture 24"/>
             <wp:cNvGraphicFramePr>
               <a:graphicFrameLocks noChangeAspect="1"/>
             </wp:cNvGraphicFramePr>
@@ -4452,7 +4400,7 @@
                     <pic:cNvPicPr/>
                   </pic:nvPicPr>
                   <pic:blipFill>
-                    <a:blip r:embed="rId30"/>
+                    <a:blip r:embed="rId31"/>
                     <a:stretch>
                       <a:fillRect/>
                     </a:stretch>
@@ -4481,6 +4429,58 @@
           <w:color w:val="64748B"/>
           <w:sz w:val="18"/>
         </w:rPr>
+        <w:t>Runtime — beam cones at start position (T=0s)</w:t>
+      </w:r>
+    </w:p>
+    <w:p>
+      <w:pPr>
+        <w:jc w:val="center"/>
+      </w:pPr>
+      <w:r>
+        <w:drawing>
+          <wp:inline xmlns:a="http://schemas.openxmlformats.org/drawingml/2006/main" xmlns:pic="http://schemas.openxmlformats.org/drawingml/2006/picture">
+            <wp:extent cx="5486400" cy="3429000"/>
+            <wp:docPr id="25" name="Picture 25"/>
+            <wp:cNvGraphicFramePr>
+              <a:graphicFrameLocks noChangeAspect="1"/>
+            </wp:cNvGraphicFramePr>
+            <a:graphic>
+              <a:graphicData uri="http://schemas.openxmlformats.org/drawingml/2006/picture">
+                <pic:pic>
+                  <pic:nvPicPr>
+                    <pic:cNvPr id="0" name="example-b-tracking-t0.png"/>
+                    <pic:cNvPicPr/>
+                  </pic:nvPicPr>
+                  <pic:blipFill>
+                    <a:blip r:embed="rId31"/>
+                    <a:stretch>
+                      <a:fillRect/>
+                    </a:stretch>
+                  </pic:blipFill>
+                  <pic:spPr>
+                    <a:xfrm>
+                      <a:off x="0" y="0"/>
+                      <a:ext cx="5486400" cy="3429000"/>
+                    </a:xfrm>
+                    <a:prstGeom prst="rect"/>
+                  </pic:spPr>
+                </pic:pic>
+              </a:graphicData>
+            </a:graphic>
+          </wp:inline>
+        </w:drawing>
+      </w:r>
+    </w:p>
+    <w:p>
+      <w:pPr>
+        <w:jc w:val="center"/>
+      </w:pPr>
+      <w:r>
+        <w:rPr>
+          <w:i/>
+          <w:color w:val="64748B"/>
+          <w:sz w:val="18"/>
+        </w:rPr>
         <w:t>Runtime — beams tracking mid-sweep (T=5s)</w:t>
       </w:r>
     </w:p>
@@ -4504,7 +4504,7 @@
                     <pic:cNvPicPr/>
                   </pic:nvPicPr>
                   <pic:blipFill>
-                    <a:blip r:embed="rId30"/>
+                    <a:blip r:embed="rId31"/>
                     <a:stretch>
                       <a:fillRect/>
                     </a:stretch>
@@ -4616,7 +4616,7 @@
                     <pic:cNvPicPr/>
                   </pic:nvPicPr>
                   <pic:blipFill>
-                    <a:blip r:embed="rId31"/>
+                    <a:blip r:embed="rId32"/>
                     <a:stretch>
                       <a:fillRect/>
                     </a:stretch>
@@ -4682,7 +4682,7 @@
                     <pic:cNvPicPr/>
                   </pic:nvPicPr>
                   <pic:blipFill>
-                    <a:blip r:embed="rId32"/>
+                    <a:blip r:embed="rId33"/>
                     <a:stretch>
                       <a:fillRect/>
                     </a:stretch>
@@ -4748,7 +4748,7 @@
                     <pic:cNvPicPr/>
                   </pic:nvPicPr>
                   <pic:blipFill>
-                    <a:blip r:embed="rId33"/>
+                    <a:blip r:embed="rId34"/>
                     <a:stretch>
                       <a:fillRect/>
                     </a:stretch>
@@ -4819,7 +4819,7 @@
                     <pic:cNvPicPr/>
                   </pic:nvPicPr>
                   <pic:blipFill>
-                    <a:blip r:embed="rId34"/>
+                    <a:blip r:embed="rId35"/>
                     <a:stretch>
                       <a:fillRect/>
                     </a:stretch>
@@ -4885,7 +4885,7 @@
                     <pic:cNvPicPr/>
                   </pic:nvPicPr>
                   <pic:blipFill>
-                    <a:blip r:embed="rId35"/>
+                    <a:blip r:embed="rId36"/>
                     <a:stretch>
                       <a:fillRect/>
                     </a:stretch>
@@ -5015,7 +5015,7 @@
                     <pic:cNvPicPr/>
                   </pic:nvPicPr>
                   <pic:blipFill>
-                    <a:blip r:embed="rId36"/>
+                    <a:blip r:embed="rId37"/>
                     <a:stretch>
                       <a:fillRect/>
                     </a:stretch>
@@ -5095,7 +5095,7 @@
                     <pic:cNvPicPr/>
                   </pic:nvPicPr>
                   <pic:blipFill>
-                    <a:blip r:embed="rId37"/>
+                    <a:blip r:embed="rId38"/>
                     <a:stretch>
                       <a:fillRect/>
                     </a:stretch>
@@ -5173,7 +5173,7 @@
                     <pic:cNvPicPr/>
                   </pic:nvPicPr>
                   <pic:blipFill>
-                    <a:blip r:embed="rId38"/>
+                    <a:blip r:embed="rId39"/>
                     <a:stretch>
                       <a:fillRect/>
                     </a:stretch>
@@ -5241,7 +5241,7 @@
                     <pic:cNvPicPr/>
                   </pic:nvPicPr>
                   <pic:blipFill>
-                    <a:blip r:embed="rId39"/>
+                    <a:blip r:embed="rId40"/>
                     <a:stretch>
                       <a:fillRect/>
                     </a:stretch>
